--- a/Task 1/CEF 440 Group 15 Task 1 Report.docx
+++ b/Task 1/CEF 440 Group 15 Task 1 Report.docx
@@ -41,7 +41,7 @@
                     </pic:cNvPicPr>
                   </pic:nvPicPr>
                   <pic:blipFill>
-                    <a:blip r:embed="rId8">
+                    <a:blip r:embed="rId9">
                       <a:extLst>
                         <a:ext uri="{28A0092B-C50C-407E-A947-70E740481C1C}">
                           <a14:useLocalDpi xmlns:a14="http://schemas.microsoft.com/office/drawing/2010/main" val="0"/>
@@ -675,10 +675,3071 @@
       <w:pPr>
         <w:spacing w:line="360" w:lineRule="auto"/>
         <w:rPr>
-          <w:b/>
-          <w:bCs/>
-          <w:sz w:val="24"/>
-          <w:szCs w:val="24"/>
+          <w:sz w:val="22"/>
+          <w:szCs w:val="22"/>
+        </w:rPr>
+      </w:pPr>
+    </w:p>
+    <w:sdt>
+      <w:sdtPr>
+        <w:id w:val="757177673"/>
+        <w:docPartObj>
+          <w:docPartGallery w:val="Table of Contents"/>
+          <w:docPartUnique/>
+        </w:docPartObj>
+      </w:sdtPr>
+      <w:sdtEndPr>
+        <w:rPr>
+          <w:rFonts w:asciiTheme="minorHAnsi" w:eastAsiaTheme="minorEastAsia" w:hAnsiTheme="minorHAnsi" w:cstheme="minorBidi"/>
+          <w:b/>
+          <w:bCs/>
+          <w:noProof/>
+          <w:color w:val="auto"/>
+          <w:sz w:val="20"/>
+          <w:szCs w:val="20"/>
+          <w:lang w:eastAsia="zh-CN"/>
+        </w:rPr>
+      </w:sdtEndPr>
+      <w:sdtContent>
+        <w:p>
+          <w:pPr>
+            <w:pStyle w:val="TOCHeading"/>
+          </w:pPr>
+          <w:r>
+            <w:t>Contents</w:t>
+          </w:r>
+        </w:p>
+        <w:p>
+          <w:pPr>
+            <w:pStyle w:val="TOC1"/>
+            <w:tabs>
+              <w:tab w:val="right" w:leader="dot" w:pos="8296"/>
+            </w:tabs>
+            <w:rPr>
+              <w:noProof/>
+              <w:kern w:val="2"/>
+              <w:sz w:val="24"/>
+              <w:szCs w:val="24"/>
+              <w:lang w:val="en-GB" w:eastAsia="en-GB"/>
+              <w14:ligatures w14:val="standardContextual"/>
+            </w:rPr>
+          </w:pPr>
+          <w:r>
+            <w:fldChar w:fldCharType="begin"/>
+          </w:r>
+          <w:r>
+            <w:instrText xml:space="preserve"> TOC \o "1-3" \h \z \u </w:instrText>
+          </w:r>
+          <w:r>
+            <w:fldChar w:fldCharType="separate"/>
+          </w:r>
+          <w:hyperlink w:anchor="_Toc226452335" w:history="1">
+            <w:r>
+              <w:rPr>
+                <w:rStyle w:val="Hyperlink"/>
+                <w:noProof/>
+              </w:rPr>
+              <w:t>PART1: MAJOR TYPES OF MOBILE APPS AND THEIR DIFFERENCES</w:t>
+            </w:r>
+            <w:r>
+              <w:rPr>
+                <w:noProof/>
+                <w:webHidden/>
+              </w:rPr>
+              <w:tab/>
+            </w:r>
+            <w:r>
+              <w:rPr>
+                <w:noProof/>
+                <w:webHidden/>
+              </w:rPr>
+              <w:fldChar w:fldCharType="begin"/>
+            </w:r>
+            <w:r>
+              <w:rPr>
+                <w:noProof/>
+                <w:webHidden/>
+              </w:rPr>
+              <w:instrText xml:space="preserve"> PAGEREF _Toc226452335 \h </w:instrText>
+            </w:r>
+            <w:r>
+              <w:rPr>
+                <w:noProof/>
+                <w:webHidden/>
+              </w:rPr>
+            </w:r>
+            <w:r>
+              <w:rPr>
+                <w:noProof/>
+                <w:webHidden/>
+              </w:rPr>
+              <w:fldChar w:fldCharType="separate"/>
+            </w:r>
+            <w:r>
+              <w:rPr>
+                <w:noProof/>
+                <w:webHidden/>
+              </w:rPr>
+              <w:t>4</w:t>
+            </w:r>
+            <w:r>
+              <w:rPr>
+                <w:noProof/>
+                <w:webHidden/>
+              </w:rPr>
+              <w:fldChar w:fldCharType="end"/>
+            </w:r>
+          </w:hyperlink>
+        </w:p>
+        <w:p>
+          <w:pPr>
+            <w:pStyle w:val="TOC2"/>
+            <w:tabs>
+              <w:tab w:val="right" w:leader="dot" w:pos="8296"/>
+            </w:tabs>
+            <w:rPr>
+              <w:noProof/>
+              <w:kern w:val="2"/>
+              <w:sz w:val="24"/>
+              <w:szCs w:val="24"/>
+              <w:lang w:val="en-GB" w:eastAsia="en-GB"/>
+              <w14:ligatures w14:val="standardContextual"/>
+            </w:rPr>
+          </w:pPr>
+          <w:hyperlink w:anchor="_Toc226452336" w:history="1">
+            <w:r>
+              <w:rPr>
+                <w:rStyle w:val="Hyperlink"/>
+                <w:noProof/>
+              </w:rPr>
+              <w:t>TYPES OF MOBILE APPS</w:t>
+            </w:r>
+            <w:r>
+              <w:rPr>
+                <w:noProof/>
+                <w:webHidden/>
+              </w:rPr>
+              <w:tab/>
+            </w:r>
+            <w:r>
+              <w:rPr>
+                <w:noProof/>
+                <w:webHidden/>
+              </w:rPr>
+              <w:fldChar w:fldCharType="begin"/>
+            </w:r>
+            <w:r>
+              <w:rPr>
+                <w:noProof/>
+                <w:webHidden/>
+              </w:rPr>
+              <w:instrText xml:space="preserve"> PAGEREF _Toc226452336 \h </w:instrText>
+            </w:r>
+            <w:r>
+              <w:rPr>
+                <w:noProof/>
+                <w:webHidden/>
+              </w:rPr>
+            </w:r>
+            <w:r>
+              <w:rPr>
+                <w:noProof/>
+                <w:webHidden/>
+              </w:rPr>
+              <w:fldChar w:fldCharType="separate"/>
+            </w:r>
+            <w:r>
+              <w:rPr>
+                <w:noProof/>
+                <w:webHidden/>
+              </w:rPr>
+              <w:t>4</w:t>
+            </w:r>
+            <w:r>
+              <w:rPr>
+                <w:noProof/>
+                <w:webHidden/>
+              </w:rPr>
+              <w:fldChar w:fldCharType="end"/>
+            </w:r>
+          </w:hyperlink>
+        </w:p>
+        <w:p>
+          <w:pPr>
+            <w:pStyle w:val="TOC3"/>
+            <w:tabs>
+              <w:tab w:val="right" w:leader="dot" w:pos="8296"/>
+            </w:tabs>
+            <w:rPr>
+              <w:noProof/>
+              <w:kern w:val="2"/>
+              <w:sz w:val="24"/>
+              <w:szCs w:val="24"/>
+              <w:lang w:val="en-GB" w:eastAsia="en-GB"/>
+              <w14:ligatures w14:val="standardContextual"/>
+            </w:rPr>
+          </w:pPr>
+          <w:hyperlink w:anchor="_Toc226452337" w:history="1">
+            <w:r>
+              <w:rPr>
+                <w:rStyle w:val="Hyperlink"/>
+                <w:noProof/>
+              </w:rPr>
+              <w:t>Native Apps</w:t>
+            </w:r>
+            <w:r>
+              <w:rPr>
+                <w:noProof/>
+                <w:webHidden/>
+              </w:rPr>
+              <w:tab/>
+            </w:r>
+            <w:r>
+              <w:rPr>
+                <w:noProof/>
+                <w:webHidden/>
+              </w:rPr>
+              <w:fldChar w:fldCharType="begin"/>
+            </w:r>
+            <w:r>
+              <w:rPr>
+                <w:noProof/>
+                <w:webHidden/>
+              </w:rPr>
+              <w:instrText xml:space="preserve"> PAGEREF _Toc226452337 \h </w:instrText>
+            </w:r>
+            <w:r>
+              <w:rPr>
+                <w:noProof/>
+                <w:webHidden/>
+              </w:rPr>
+            </w:r>
+            <w:r>
+              <w:rPr>
+                <w:noProof/>
+                <w:webHidden/>
+              </w:rPr>
+              <w:fldChar w:fldCharType="separate"/>
+            </w:r>
+            <w:r>
+              <w:rPr>
+                <w:noProof/>
+                <w:webHidden/>
+              </w:rPr>
+              <w:t>4</w:t>
+            </w:r>
+            <w:r>
+              <w:rPr>
+                <w:noProof/>
+                <w:webHidden/>
+              </w:rPr>
+              <w:fldChar w:fldCharType="end"/>
+            </w:r>
+          </w:hyperlink>
+        </w:p>
+        <w:p>
+          <w:pPr>
+            <w:pStyle w:val="TOC3"/>
+            <w:tabs>
+              <w:tab w:val="right" w:leader="dot" w:pos="8296"/>
+            </w:tabs>
+            <w:rPr>
+              <w:noProof/>
+              <w:kern w:val="2"/>
+              <w:sz w:val="24"/>
+              <w:szCs w:val="24"/>
+              <w:lang w:val="en-GB" w:eastAsia="en-GB"/>
+              <w14:ligatures w14:val="standardContextual"/>
+            </w:rPr>
+          </w:pPr>
+          <w:hyperlink w:anchor="_Toc226452338" w:history="1">
+            <w:r>
+              <w:rPr>
+                <w:rStyle w:val="Hyperlink"/>
+                <w:noProof/>
+              </w:rPr>
+              <w:t>Progressive Web Apps</w:t>
+            </w:r>
+            <w:r>
+              <w:rPr>
+                <w:noProof/>
+                <w:webHidden/>
+              </w:rPr>
+              <w:tab/>
+            </w:r>
+            <w:r>
+              <w:rPr>
+                <w:noProof/>
+                <w:webHidden/>
+              </w:rPr>
+              <w:fldChar w:fldCharType="begin"/>
+            </w:r>
+            <w:r>
+              <w:rPr>
+                <w:noProof/>
+                <w:webHidden/>
+              </w:rPr>
+              <w:instrText xml:space="preserve"> PAGEREF _Toc226452338 \h </w:instrText>
+            </w:r>
+            <w:r>
+              <w:rPr>
+                <w:noProof/>
+                <w:webHidden/>
+              </w:rPr>
+            </w:r>
+            <w:r>
+              <w:rPr>
+                <w:noProof/>
+                <w:webHidden/>
+              </w:rPr>
+              <w:fldChar w:fldCharType="separate"/>
+            </w:r>
+            <w:r>
+              <w:rPr>
+                <w:noProof/>
+                <w:webHidden/>
+              </w:rPr>
+              <w:t>5</w:t>
+            </w:r>
+            <w:r>
+              <w:rPr>
+                <w:noProof/>
+                <w:webHidden/>
+              </w:rPr>
+              <w:fldChar w:fldCharType="end"/>
+            </w:r>
+          </w:hyperlink>
+        </w:p>
+        <w:p>
+          <w:pPr>
+            <w:pStyle w:val="TOC3"/>
+            <w:tabs>
+              <w:tab w:val="right" w:leader="dot" w:pos="8296"/>
+            </w:tabs>
+            <w:rPr>
+              <w:noProof/>
+              <w:kern w:val="2"/>
+              <w:sz w:val="24"/>
+              <w:szCs w:val="24"/>
+              <w:lang w:val="en-GB" w:eastAsia="en-GB"/>
+              <w14:ligatures w14:val="standardContextual"/>
+            </w:rPr>
+          </w:pPr>
+          <w:hyperlink w:anchor="_Toc226452339" w:history="1">
+            <w:r>
+              <w:rPr>
+                <w:rStyle w:val="Hyperlink"/>
+                <w:noProof/>
+              </w:rPr>
+              <w:t>Hybrid Apps</w:t>
+            </w:r>
+            <w:r>
+              <w:rPr>
+                <w:noProof/>
+                <w:webHidden/>
+              </w:rPr>
+              <w:tab/>
+            </w:r>
+            <w:r>
+              <w:rPr>
+                <w:noProof/>
+                <w:webHidden/>
+              </w:rPr>
+              <w:fldChar w:fldCharType="begin"/>
+            </w:r>
+            <w:r>
+              <w:rPr>
+                <w:noProof/>
+                <w:webHidden/>
+              </w:rPr>
+              <w:instrText xml:space="preserve"> PAGEREF _Toc226452339 \h </w:instrText>
+            </w:r>
+            <w:r>
+              <w:rPr>
+                <w:noProof/>
+                <w:webHidden/>
+              </w:rPr>
+            </w:r>
+            <w:r>
+              <w:rPr>
+                <w:noProof/>
+                <w:webHidden/>
+              </w:rPr>
+              <w:fldChar w:fldCharType="separate"/>
+            </w:r>
+            <w:r>
+              <w:rPr>
+                <w:noProof/>
+                <w:webHidden/>
+              </w:rPr>
+              <w:t>5</w:t>
+            </w:r>
+            <w:r>
+              <w:rPr>
+                <w:noProof/>
+                <w:webHidden/>
+              </w:rPr>
+              <w:fldChar w:fldCharType="end"/>
+            </w:r>
+          </w:hyperlink>
+        </w:p>
+        <w:p>
+          <w:pPr>
+            <w:pStyle w:val="TOC2"/>
+            <w:tabs>
+              <w:tab w:val="right" w:leader="dot" w:pos="8296"/>
+            </w:tabs>
+            <w:rPr>
+              <w:noProof/>
+              <w:kern w:val="2"/>
+              <w:sz w:val="24"/>
+              <w:szCs w:val="24"/>
+              <w:lang w:val="en-GB" w:eastAsia="en-GB"/>
+              <w14:ligatures w14:val="standardContextual"/>
+            </w:rPr>
+          </w:pPr>
+          <w:hyperlink w:anchor="_Toc226452340" w:history="1">
+            <w:r>
+              <w:rPr>
+                <w:rStyle w:val="Hyperlink"/>
+                <w:noProof/>
+              </w:rPr>
+              <w:t>DIFFERENCES  BETWEEN MOBILE APPLICATIONS</w:t>
+            </w:r>
+            <w:r>
+              <w:rPr>
+                <w:noProof/>
+                <w:webHidden/>
+              </w:rPr>
+              <w:tab/>
+            </w:r>
+            <w:r>
+              <w:rPr>
+                <w:noProof/>
+                <w:webHidden/>
+              </w:rPr>
+              <w:fldChar w:fldCharType="begin"/>
+            </w:r>
+            <w:r>
+              <w:rPr>
+                <w:noProof/>
+                <w:webHidden/>
+              </w:rPr>
+              <w:instrText xml:space="preserve"> PAGEREF _Toc226452340 \h </w:instrText>
+            </w:r>
+            <w:r>
+              <w:rPr>
+                <w:noProof/>
+                <w:webHidden/>
+              </w:rPr>
+            </w:r>
+            <w:r>
+              <w:rPr>
+                <w:noProof/>
+                <w:webHidden/>
+              </w:rPr>
+              <w:fldChar w:fldCharType="separate"/>
+            </w:r>
+            <w:r>
+              <w:rPr>
+                <w:noProof/>
+                <w:webHidden/>
+              </w:rPr>
+              <w:t>6</w:t>
+            </w:r>
+            <w:r>
+              <w:rPr>
+                <w:noProof/>
+                <w:webHidden/>
+              </w:rPr>
+              <w:fldChar w:fldCharType="end"/>
+            </w:r>
+          </w:hyperlink>
+        </w:p>
+        <w:p>
+          <w:pPr>
+            <w:pStyle w:val="TOC1"/>
+            <w:tabs>
+              <w:tab w:val="right" w:leader="dot" w:pos="8296"/>
+            </w:tabs>
+            <w:rPr>
+              <w:noProof/>
+              <w:kern w:val="2"/>
+              <w:sz w:val="24"/>
+              <w:szCs w:val="24"/>
+              <w:lang w:val="en-GB" w:eastAsia="en-GB"/>
+              <w14:ligatures w14:val="standardContextual"/>
+            </w:rPr>
+          </w:pPr>
+          <w:hyperlink w:anchor="_Toc226452341" w:history="1">
+            <w:r>
+              <w:rPr>
+                <w:rStyle w:val="Hyperlink"/>
+                <w:noProof/>
+              </w:rPr>
+              <w:t>PART2: COMPARING MOBILE APP PROGRAMMING LANGUAGES</w:t>
+            </w:r>
+            <w:r>
+              <w:rPr>
+                <w:noProof/>
+                <w:webHidden/>
+              </w:rPr>
+              <w:tab/>
+            </w:r>
+            <w:r>
+              <w:rPr>
+                <w:noProof/>
+                <w:webHidden/>
+              </w:rPr>
+              <w:fldChar w:fldCharType="begin"/>
+            </w:r>
+            <w:r>
+              <w:rPr>
+                <w:noProof/>
+                <w:webHidden/>
+              </w:rPr>
+              <w:instrText xml:space="preserve"> PAGEREF _Toc226452341 \h </w:instrText>
+            </w:r>
+            <w:r>
+              <w:rPr>
+                <w:noProof/>
+                <w:webHidden/>
+              </w:rPr>
+            </w:r>
+            <w:r>
+              <w:rPr>
+                <w:noProof/>
+                <w:webHidden/>
+              </w:rPr>
+              <w:fldChar w:fldCharType="separate"/>
+            </w:r>
+            <w:r>
+              <w:rPr>
+                <w:noProof/>
+                <w:webHidden/>
+              </w:rPr>
+              <w:t>8</w:t>
+            </w:r>
+            <w:r>
+              <w:rPr>
+                <w:noProof/>
+                <w:webHidden/>
+              </w:rPr>
+              <w:fldChar w:fldCharType="end"/>
+            </w:r>
+          </w:hyperlink>
+        </w:p>
+        <w:p>
+          <w:pPr>
+            <w:pStyle w:val="TOC2"/>
+            <w:tabs>
+              <w:tab w:val="right" w:leader="dot" w:pos="8296"/>
+            </w:tabs>
+            <w:rPr>
+              <w:noProof/>
+              <w:kern w:val="2"/>
+              <w:sz w:val="24"/>
+              <w:szCs w:val="24"/>
+              <w:lang w:val="en-GB" w:eastAsia="en-GB"/>
+              <w14:ligatures w14:val="standardContextual"/>
+            </w:rPr>
+          </w:pPr>
+          <w:hyperlink w:anchor="_Toc226452342" w:history="1">
+            <w:r>
+              <w:rPr>
+                <w:rStyle w:val="Hyperlink"/>
+                <w:noProof/>
+              </w:rPr>
+              <w:t>Java (Android)</w:t>
+            </w:r>
+            <w:r>
+              <w:rPr>
+                <w:noProof/>
+                <w:webHidden/>
+              </w:rPr>
+              <w:tab/>
+            </w:r>
+            <w:r>
+              <w:rPr>
+                <w:noProof/>
+                <w:webHidden/>
+              </w:rPr>
+              <w:fldChar w:fldCharType="begin"/>
+            </w:r>
+            <w:r>
+              <w:rPr>
+                <w:noProof/>
+                <w:webHidden/>
+              </w:rPr>
+              <w:instrText xml:space="preserve"> PAGEREF _Toc226452342 \h </w:instrText>
+            </w:r>
+            <w:r>
+              <w:rPr>
+                <w:noProof/>
+                <w:webHidden/>
+              </w:rPr>
+            </w:r>
+            <w:r>
+              <w:rPr>
+                <w:noProof/>
+                <w:webHidden/>
+              </w:rPr>
+              <w:fldChar w:fldCharType="separate"/>
+            </w:r>
+            <w:r>
+              <w:rPr>
+                <w:noProof/>
+                <w:webHidden/>
+              </w:rPr>
+              <w:t>8</w:t>
+            </w:r>
+            <w:r>
+              <w:rPr>
+                <w:noProof/>
+                <w:webHidden/>
+              </w:rPr>
+              <w:fldChar w:fldCharType="end"/>
+            </w:r>
+          </w:hyperlink>
+        </w:p>
+        <w:p>
+          <w:pPr>
+            <w:pStyle w:val="TOC2"/>
+            <w:tabs>
+              <w:tab w:val="right" w:leader="dot" w:pos="8296"/>
+            </w:tabs>
+            <w:rPr>
+              <w:noProof/>
+              <w:kern w:val="2"/>
+              <w:sz w:val="24"/>
+              <w:szCs w:val="24"/>
+              <w:lang w:val="en-GB" w:eastAsia="en-GB"/>
+              <w14:ligatures w14:val="standardContextual"/>
+            </w:rPr>
+          </w:pPr>
+          <w:hyperlink w:anchor="_Toc226452343" w:history="1">
+            <w:r>
+              <w:rPr>
+                <w:rStyle w:val="Hyperlink"/>
+                <w:noProof/>
+              </w:rPr>
+              <w:t>Kotlin (Android)</w:t>
+            </w:r>
+            <w:r>
+              <w:rPr>
+                <w:noProof/>
+                <w:webHidden/>
+              </w:rPr>
+              <w:tab/>
+            </w:r>
+            <w:r>
+              <w:rPr>
+                <w:noProof/>
+                <w:webHidden/>
+              </w:rPr>
+              <w:fldChar w:fldCharType="begin"/>
+            </w:r>
+            <w:r>
+              <w:rPr>
+                <w:noProof/>
+                <w:webHidden/>
+              </w:rPr>
+              <w:instrText xml:space="preserve"> PAGEREF _Toc226452343 \h </w:instrText>
+            </w:r>
+            <w:r>
+              <w:rPr>
+                <w:noProof/>
+                <w:webHidden/>
+              </w:rPr>
+            </w:r>
+            <w:r>
+              <w:rPr>
+                <w:noProof/>
+                <w:webHidden/>
+              </w:rPr>
+              <w:fldChar w:fldCharType="separate"/>
+            </w:r>
+            <w:r>
+              <w:rPr>
+                <w:noProof/>
+                <w:webHidden/>
+              </w:rPr>
+              <w:t>8</w:t>
+            </w:r>
+            <w:r>
+              <w:rPr>
+                <w:noProof/>
+                <w:webHidden/>
+              </w:rPr>
+              <w:fldChar w:fldCharType="end"/>
+            </w:r>
+          </w:hyperlink>
+        </w:p>
+        <w:p>
+          <w:pPr>
+            <w:pStyle w:val="TOC2"/>
+            <w:tabs>
+              <w:tab w:val="right" w:leader="dot" w:pos="8296"/>
+            </w:tabs>
+            <w:rPr>
+              <w:noProof/>
+              <w:kern w:val="2"/>
+              <w:sz w:val="24"/>
+              <w:szCs w:val="24"/>
+              <w:lang w:val="en-GB" w:eastAsia="en-GB"/>
+              <w14:ligatures w14:val="standardContextual"/>
+            </w:rPr>
+          </w:pPr>
+          <w:hyperlink w:anchor="_Toc226452344" w:history="1">
+            <w:r>
+              <w:rPr>
+                <w:rStyle w:val="Hyperlink"/>
+                <w:noProof/>
+              </w:rPr>
+              <w:t>Swift (iOS)</w:t>
+            </w:r>
+            <w:r>
+              <w:rPr>
+                <w:noProof/>
+                <w:webHidden/>
+              </w:rPr>
+              <w:tab/>
+            </w:r>
+            <w:r>
+              <w:rPr>
+                <w:noProof/>
+                <w:webHidden/>
+              </w:rPr>
+              <w:fldChar w:fldCharType="begin"/>
+            </w:r>
+            <w:r>
+              <w:rPr>
+                <w:noProof/>
+                <w:webHidden/>
+              </w:rPr>
+              <w:instrText xml:space="preserve"> PAGEREF _Toc226452344 \h </w:instrText>
+            </w:r>
+            <w:r>
+              <w:rPr>
+                <w:noProof/>
+                <w:webHidden/>
+              </w:rPr>
+            </w:r>
+            <w:r>
+              <w:rPr>
+                <w:noProof/>
+                <w:webHidden/>
+              </w:rPr>
+              <w:fldChar w:fldCharType="separate"/>
+            </w:r>
+            <w:r>
+              <w:rPr>
+                <w:noProof/>
+                <w:webHidden/>
+              </w:rPr>
+              <w:t>8</w:t>
+            </w:r>
+            <w:r>
+              <w:rPr>
+                <w:noProof/>
+                <w:webHidden/>
+              </w:rPr>
+              <w:fldChar w:fldCharType="end"/>
+            </w:r>
+          </w:hyperlink>
+        </w:p>
+        <w:p>
+          <w:pPr>
+            <w:pStyle w:val="TOC2"/>
+            <w:tabs>
+              <w:tab w:val="right" w:leader="dot" w:pos="8296"/>
+            </w:tabs>
+            <w:rPr>
+              <w:noProof/>
+              <w:kern w:val="2"/>
+              <w:sz w:val="24"/>
+              <w:szCs w:val="24"/>
+              <w:lang w:val="en-GB" w:eastAsia="en-GB"/>
+              <w14:ligatures w14:val="standardContextual"/>
+            </w:rPr>
+          </w:pPr>
+          <w:hyperlink w:anchor="_Toc226452345" w:history="1">
+            <w:r>
+              <w:rPr>
+                <w:rStyle w:val="Hyperlink"/>
+                <w:noProof/>
+              </w:rPr>
+              <w:t>Dart (Flutter – Cross-Platform)</w:t>
+            </w:r>
+            <w:r>
+              <w:rPr>
+                <w:noProof/>
+                <w:webHidden/>
+              </w:rPr>
+              <w:tab/>
+            </w:r>
+            <w:r>
+              <w:rPr>
+                <w:noProof/>
+                <w:webHidden/>
+              </w:rPr>
+              <w:fldChar w:fldCharType="begin"/>
+            </w:r>
+            <w:r>
+              <w:rPr>
+                <w:noProof/>
+                <w:webHidden/>
+              </w:rPr>
+              <w:instrText xml:space="preserve"> PAGEREF _Toc226452345 \h </w:instrText>
+            </w:r>
+            <w:r>
+              <w:rPr>
+                <w:noProof/>
+                <w:webHidden/>
+              </w:rPr>
+            </w:r>
+            <w:r>
+              <w:rPr>
+                <w:noProof/>
+                <w:webHidden/>
+              </w:rPr>
+              <w:fldChar w:fldCharType="separate"/>
+            </w:r>
+            <w:r>
+              <w:rPr>
+                <w:noProof/>
+                <w:webHidden/>
+              </w:rPr>
+              <w:t>8</w:t>
+            </w:r>
+            <w:r>
+              <w:rPr>
+                <w:noProof/>
+                <w:webHidden/>
+              </w:rPr>
+              <w:fldChar w:fldCharType="end"/>
+            </w:r>
+          </w:hyperlink>
+        </w:p>
+        <w:p>
+          <w:pPr>
+            <w:pStyle w:val="TOC2"/>
+            <w:tabs>
+              <w:tab w:val="right" w:leader="dot" w:pos="8296"/>
+            </w:tabs>
+            <w:rPr>
+              <w:noProof/>
+              <w:kern w:val="2"/>
+              <w:sz w:val="24"/>
+              <w:szCs w:val="24"/>
+              <w:lang w:val="en-GB" w:eastAsia="en-GB"/>
+              <w14:ligatures w14:val="standardContextual"/>
+            </w:rPr>
+          </w:pPr>
+          <w:hyperlink w:anchor="_Toc226452346" w:history="1">
+            <w:r>
+              <w:rPr>
+                <w:rStyle w:val="Hyperlink"/>
+                <w:noProof/>
+              </w:rPr>
+              <w:t>JavaScript (React Native – Cross-platform)</w:t>
+            </w:r>
+            <w:r>
+              <w:rPr>
+                <w:noProof/>
+                <w:webHidden/>
+              </w:rPr>
+              <w:tab/>
+            </w:r>
+            <w:r>
+              <w:rPr>
+                <w:noProof/>
+                <w:webHidden/>
+              </w:rPr>
+              <w:fldChar w:fldCharType="begin"/>
+            </w:r>
+            <w:r>
+              <w:rPr>
+                <w:noProof/>
+                <w:webHidden/>
+              </w:rPr>
+              <w:instrText xml:space="preserve"> PAGEREF _Toc226452346 \h </w:instrText>
+            </w:r>
+            <w:r>
+              <w:rPr>
+                <w:noProof/>
+                <w:webHidden/>
+              </w:rPr>
+            </w:r>
+            <w:r>
+              <w:rPr>
+                <w:noProof/>
+                <w:webHidden/>
+              </w:rPr>
+              <w:fldChar w:fldCharType="separate"/>
+            </w:r>
+            <w:r>
+              <w:rPr>
+                <w:noProof/>
+                <w:webHidden/>
+              </w:rPr>
+              <w:t>8</w:t>
+            </w:r>
+            <w:r>
+              <w:rPr>
+                <w:noProof/>
+                <w:webHidden/>
+              </w:rPr>
+              <w:fldChar w:fldCharType="end"/>
+            </w:r>
+          </w:hyperlink>
+        </w:p>
+        <w:p>
+          <w:pPr>
+            <w:pStyle w:val="TOC2"/>
+            <w:tabs>
+              <w:tab w:val="right" w:leader="dot" w:pos="8296"/>
+            </w:tabs>
+            <w:rPr>
+              <w:noProof/>
+              <w:kern w:val="2"/>
+              <w:sz w:val="24"/>
+              <w:szCs w:val="24"/>
+              <w:lang w:val="en-GB" w:eastAsia="en-GB"/>
+              <w14:ligatures w14:val="standardContextual"/>
+            </w:rPr>
+          </w:pPr>
+          <w:hyperlink w:anchor="_Toc226452347" w:history="1">
+            <w:r>
+              <w:rPr>
+                <w:rStyle w:val="Hyperlink"/>
+                <w:noProof/>
+              </w:rPr>
+              <w:t>C# - .NET MAUI / Xamarin</w:t>
+            </w:r>
+            <w:r>
+              <w:rPr>
+                <w:noProof/>
+                <w:webHidden/>
+              </w:rPr>
+              <w:tab/>
+            </w:r>
+            <w:r>
+              <w:rPr>
+                <w:noProof/>
+                <w:webHidden/>
+              </w:rPr>
+              <w:fldChar w:fldCharType="begin"/>
+            </w:r>
+            <w:r>
+              <w:rPr>
+                <w:noProof/>
+                <w:webHidden/>
+              </w:rPr>
+              <w:instrText xml:space="preserve"> PAGEREF _Toc226452347 \h </w:instrText>
+            </w:r>
+            <w:r>
+              <w:rPr>
+                <w:noProof/>
+                <w:webHidden/>
+              </w:rPr>
+            </w:r>
+            <w:r>
+              <w:rPr>
+                <w:noProof/>
+                <w:webHidden/>
+              </w:rPr>
+              <w:fldChar w:fldCharType="separate"/>
+            </w:r>
+            <w:r>
+              <w:rPr>
+                <w:noProof/>
+                <w:webHidden/>
+              </w:rPr>
+              <w:t>8</w:t>
+            </w:r>
+            <w:r>
+              <w:rPr>
+                <w:noProof/>
+                <w:webHidden/>
+              </w:rPr>
+              <w:fldChar w:fldCharType="end"/>
+            </w:r>
+          </w:hyperlink>
+        </w:p>
+        <w:p>
+          <w:pPr>
+            <w:pStyle w:val="TOC2"/>
+            <w:tabs>
+              <w:tab w:val="right" w:leader="dot" w:pos="8296"/>
+            </w:tabs>
+            <w:rPr>
+              <w:noProof/>
+              <w:kern w:val="2"/>
+              <w:sz w:val="24"/>
+              <w:szCs w:val="24"/>
+              <w:lang w:val="en-GB" w:eastAsia="en-GB"/>
+              <w14:ligatures w14:val="standardContextual"/>
+            </w:rPr>
+          </w:pPr>
+          <w:hyperlink w:anchor="_Toc226452348" w:history="1">
+            <w:r>
+              <w:rPr>
+                <w:rStyle w:val="Hyperlink"/>
+                <w:noProof/>
+              </w:rPr>
+              <w:t>Python</w:t>
+            </w:r>
+            <w:r>
+              <w:rPr>
+                <w:noProof/>
+                <w:webHidden/>
+              </w:rPr>
+              <w:tab/>
+            </w:r>
+            <w:r>
+              <w:rPr>
+                <w:noProof/>
+                <w:webHidden/>
+              </w:rPr>
+              <w:fldChar w:fldCharType="begin"/>
+            </w:r>
+            <w:r>
+              <w:rPr>
+                <w:noProof/>
+                <w:webHidden/>
+              </w:rPr>
+              <w:instrText xml:space="preserve"> PAGEREF _Toc226452348 \h </w:instrText>
+            </w:r>
+            <w:r>
+              <w:rPr>
+                <w:noProof/>
+                <w:webHidden/>
+              </w:rPr>
+            </w:r>
+            <w:r>
+              <w:rPr>
+                <w:noProof/>
+                <w:webHidden/>
+              </w:rPr>
+              <w:fldChar w:fldCharType="separate"/>
+            </w:r>
+            <w:r>
+              <w:rPr>
+                <w:noProof/>
+                <w:webHidden/>
+              </w:rPr>
+              <w:t>9</w:t>
+            </w:r>
+            <w:r>
+              <w:rPr>
+                <w:noProof/>
+                <w:webHidden/>
+              </w:rPr>
+              <w:fldChar w:fldCharType="end"/>
+            </w:r>
+          </w:hyperlink>
+        </w:p>
+        <w:p>
+          <w:pPr>
+            <w:pStyle w:val="TOC2"/>
+            <w:tabs>
+              <w:tab w:val="right" w:leader="dot" w:pos="8296"/>
+            </w:tabs>
+            <w:rPr>
+              <w:noProof/>
+              <w:kern w:val="2"/>
+              <w:sz w:val="24"/>
+              <w:szCs w:val="24"/>
+              <w:lang w:val="en-GB" w:eastAsia="en-GB"/>
+              <w14:ligatures w14:val="standardContextual"/>
+            </w:rPr>
+          </w:pPr>
+          <w:hyperlink w:anchor="_Toc226452349" w:history="1">
+            <w:r>
+              <w:rPr>
+                <w:rStyle w:val="Hyperlink"/>
+                <w:noProof/>
+              </w:rPr>
+              <w:t>C++</w:t>
+            </w:r>
+            <w:r>
+              <w:rPr>
+                <w:noProof/>
+                <w:webHidden/>
+              </w:rPr>
+              <w:tab/>
+            </w:r>
+            <w:r>
+              <w:rPr>
+                <w:noProof/>
+                <w:webHidden/>
+              </w:rPr>
+              <w:fldChar w:fldCharType="begin"/>
+            </w:r>
+            <w:r>
+              <w:rPr>
+                <w:noProof/>
+                <w:webHidden/>
+              </w:rPr>
+              <w:instrText xml:space="preserve"> PAGEREF _Toc226452349 \h </w:instrText>
+            </w:r>
+            <w:r>
+              <w:rPr>
+                <w:noProof/>
+                <w:webHidden/>
+              </w:rPr>
+            </w:r>
+            <w:r>
+              <w:rPr>
+                <w:noProof/>
+                <w:webHidden/>
+              </w:rPr>
+              <w:fldChar w:fldCharType="separate"/>
+            </w:r>
+            <w:r>
+              <w:rPr>
+                <w:noProof/>
+                <w:webHidden/>
+              </w:rPr>
+              <w:t>9</w:t>
+            </w:r>
+            <w:r>
+              <w:rPr>
+                <w:noProof/>
+                <w:webHidden/>
+              </w:rPr>
+              <w:fldChar w:fldCharType="end"/>
+            </w:r>
+          </w:hyperlink>
+        </w:p>
+        <w:p>
+          <w:pPr>
+            <w:pStyle w:val="TOC2"/>
+            <w:tabs>
+              <w:tab w:val="right" w:leader="dot" w:pos="8296"/>
+            </w:tabs>
+            <w:rPr>
+              <w:noProof/>
+              <w:kern w:val="2"/>
+              <w:sz w:val="24"/>
+              <w:szCs w:val="24"/>
+              <w:lang w:val="en-GB" w:eastAsia="en-GB"/>
+              <w14:ligatures w14:val="standardContextual"/>
+            </w:rPr>
+          </w:pPr>
+          <w:hyperlink w:anchor="_Toc226452350" w:history="1">
+            <w:r>
+              <w:rPr>
+                <w:rStyle w:val="Hyperlink"/>
+                <w:noProof/>
+              </w:rPr>
+              <w:t>SUMMARY TABLE</w:t>
+            </w:r>
+            <w:r>
+              <w:rPr>
+                <w:noProof/>
+                <w:webHidden/>
+              </w:rPr>
+              <w:tab/>
+            </w:r>
+            <w:r>
+              <w:rPr>
+                <w:noProof/>
+                <w:webHidden/>
+              </w:rPr>
+              <w:fldChar w:fldCharType="begin"/>
+            </w:r>
+            <w:r>
+              <w:rPr>
+                <w:noProof/>
+                <w:webHidden/>
+              </w:rPr>
+              <w:instrText xml:space="preserve"> PAGEREF _Toc226452350 \h </w:instrText>
+            </w:r>
+            <w:r>
+              <w:rPr>
+                <w:noProof/>
+                <w:webHidden/>
+              </w:rPr>
+            </w:r>
+            <w:r>
+              <w:rPr>
+                <w:noProof/>
+                <w:webHidden/>
+              </w:rPr>
+              <w:fldChar w:fldCharType="separate"/>
+            </w:r>
+            <w:r>
+              <w:rPr>
+                <w:noProof/>
+                <w:webHidden/>
+              </w:rPr>
+              <w:t>9</w:t>
+            </w:r>
+            <w:r>
+              <w:rPr>
+                <w:noProof/>
+                <w:webHidden/>
+              </w:rPr>
+              <w:fldChar w:fldCharType="end"/>
+            </w:r>
+          </w:hyperlink>
+        </w:p>
+        <w:p>
+          <w:pPr>
+            <w:pStyle w:val="TOC1"/>
+            <w:tabs>
+              <w:tab w:val="right" w:leader="dot" w:pos="8296"/>
+            </w:tabs>
+            <w:rPr>
+              <w:noProof/>
+              <w:kern w:val="2"/>
+              <w:sz w:val="24"/>
+              <w:szCs w:val="24"/>
+              <w:lang w:val="en-GB" w:eastAsia="en-GB"/>
+              <w14:ligatures w14:val="standardContextual"/>
+            </w:rPr>
+          </w:pPr>
+          <w:hyperlink w:anchor="_Toc226452351" w:history="1">
+            <w:r>
+              <w:rPr>
+                <w:rStyle w:val="Hyperlink"/>
+                <w:noProof/>
+              </w:rPr>
+              <w:t>PART 3: Review and Comparison of Mobile App Development Frameworks</w:t>
+            </w:r>
+            <w:r>
+              <w:rPr>
+                <w:noProof/>
+                <w:webHidden/>
+              </w:rPr>
+              <w:tab/>
+            </w:r>
+            <w:r>
+              <w:rPr>
+                <w:noProof/>
+                <w:webHidden/>
+              </w:rPr>
+              <w:fldChar w:fldCharType="begin"/>
+            </w:r>
+            <w:r>
+              <w:rPr>
+                <w:noProof/>
+                <w:webHidden/>
+              </w:rPr>
+              <w:instrText xml:space="preserve"> PAGEREF _Toc226452351 \h </w:instrText>
+            </w:r>
+            <w:r>
+              <w:rPr>
+                <w:noProof/>
+                <w:webHidden/>
+              </w:rPr>
+            </w:r>
+            <w:r>
+              <w:rPr>
+                <w:noProof/>
+                <w:webHidden/>
+              </w:rPr>
+              <w:fldChar w:fldCharType="separate"/>
+            </w:r>
+            <w:r>
+              <w:rPr>
+                <w:noProof/>
+                <w:webHidden/>
+              </w:rPr>
+              <w:t>11</w:t>
+            </w:r>
+            <w:r>
+              <w:rPr>
+                <w:noProof/>
+                <w:webHidden/>
+              </w:rPr>
+              <w:fldChar w:fldCharType="end"/>
+            </w:r>
+          </w:hyperlink>
+        </w:p>
+        <w:p>
+          <w:pPr>
+            <w:pStyle w:val="TOC2"/>
+            <w:tabs>
+              <w:tab w:val="right" w:leader="dot" w:pos="8296"/>
+            </w:tabs>
+            <w:rPr>
+              <w:noProof/>
+              <w:kern w:val="2"/>
+              <w:sz w:val="24"/>
+              <w:szCs w:val="24"/>
+              <w:lang w:val="en-GB" w:eastAsia="en-GB"/>
+              <w14:ligatures w14:val="standardContextual"/>
+            </w:rPr>
+          </w:pPr>
+          <w:hyperlink w:anchor="_Toc226452352" w:history="1">
+            <w:r>
+              <w:rPr>
+                <w:rStyle w:val="Hyperlink"/>
+                <w:noProof/>
+              </w:rPr>
+              <w:t>Use Case Recommendations:</w:t>
+            </w:r>
+            <w:r>
+              <w:rPr>
+                <w:noProof/>
+                <w:webHidden/>
+              </w:rPr>
+              <w:tab/>
+            </w:r>
+            <w:r>
+              <w:rPr>
+                <w:noProof/>
+                <w:webHidden/>
+              </w:rPr>
+              <w:fldChar w:fldCharType="begin"/>
+            </w:r>
+            <w:r>
+              <w:rPr>
+                <w:noProof/>
+                <w:webHidden/>
+              </w:rPr>
+              <w:instrText xml:space="preserve"> PAGEREF _Toc226452352 \h </w:instrText>
+            </w:r>
+            <w:r>
+              <w:rPr>
+                <w:noProof/>
+                <w:webHidden/>
+              </w:rPr>
+            </w:r>
+            <w:r>
+              <w:rPr>
+                <w:noProof/>
+                <w:webHidden/>
+              </w:rPr>
+              <w:fldChar w:fldCharType="separate"/>
+            </w:r>
+            <w:r>
+              <w:rPr>
+                <w:noProof/>
+                <w:webHidden/>
+              </w:rPr>
+              <w:t>11</w:t>
+            </w:r>
+            <w:r>
+              <w:rPr>
+                <w:noProof/>
+                <w:webHidden/>
+              </w:rPr>
+              <w:fldChar w:fldCharType="end"/>
+            </w:r>
+          </w:hyperlink>
+        </w:p>
+        <w:p>
+          <w:pPr>
+            <w:pStyle w:val="TOC1"/>
+            <w:tabs>
+              <w:tab w:val="right" w:leader="dot" w:pos="8296"/>
+            </w:tabs>
+            <w:rPr>
+              <w:noProof/>
+              <w:kern w:val="2"/>
+              <w:sz w:val="24"/>
+              <w:szCs w:val="24"/>
+              <w:lang w:val="en-GB" w:eastAsia="en-GB"/>
+              <w14:ligatures w14:val="standardContextual"/>
+            </w:rPr>
+          </w:pPr>
+          <w:hyperlink w:anchor="_Toc226452353" w:history="1">
+            <w:r>
+              <w:rPr>
+                <w:rStyle w:val="Hyperlink"/>
+                <w:noProof/>
+              </w:rPr>
+              <w:t>PART4: Mobile Application Architectures and Design Patterns</w:t>
+            </w:r>
+            <w:r>
+              <w:rPr>
+                <w:noProof/>
+                <w:webHidden/>
+              </w:rPr>
+              <w:tab/>
+            </w:r>
+            <w:r>
+              <w:rPr>
+                <w:noProof/>
+                <w:webHidden/>
+              </w:rPr>
+              <w:fldChar w:fldCharType="begin"/>
+            </w:r>
+            <w:r>
+              <w:rPr>
+                <w:noProof/>
+                <w:webHidden/>
+              </w:rPr>
+              <w:instrText xml:space="preserve"> PAGEREF _Toc226452353 \h </w:instrText>
+            </w:r>
+            <w:r>
+              <w:rPr>
+                <w:noProof/>
+                <w:webHidden/>
+              </w:rPr>
+            </w:r>
+            <w:r>
+              <w:rPr>
+                <w:noProof/>
+                <w:webHidden/>
+              </w:rPr>
+              <w:fldChar w:fldCharType="separate"/>
+            </w:r>
+            <w:r>
+              <w:rPr>
+                <w:noProof/>
+                <w:webHidden/>
+              </w:rPr>
+              <w:t>12</w:t>
+            </w:r>
+            <w:r>
+              <w:rPr>
+                <w:noProof/>
+                <w:webHidden/>
+              </w:rPr>
+              <w:fldChar w:fldCharType="end"/>
+            </w:r>
+          </w:hyperlink>
+        </w:p>
+        <w:p>
+          <w:pPr>
+            <w:pStyle w:val="TOC2"/>
+            <w:tabs>
+              <w:tab w:val="right" w:leader="dot" w:pos="8296"/>
+            </w:tabs>
+            <w:rPr>
+              <w:noProof/>
+              <w:kern w:val="2"/>
+              <w:sz w:val="24"/>
+              <w:szCs w:val="24"/>
+              <w:lang w:val="en-GB" w:eastAsia="en-GB"/>
+              <w14:ligatures w14:val="standardContextual"/>
+            </w:rPr>
+          </w:pPr>
+          <w:hyperlink w:anchor="_Toc226452354" w:history="1">
+            <w:r>
+              <w:rPr>
+                <w:rStyle w:val="Hyperlink"/>
+                <w:noProof/>
+              </w:rPr>
+              <w:t>1. Common Architectural Patterns</w:t>
+            </w:r>
+            <w:r>
+              <w:rPr>
+                <w:noProof/>
+                <w:webHidden/>
+              </w:rPr>
+              <w:tab/>
+            </w:r>
+            <w:r>
+              <w:rPr>
+                <w:noProof/>
+                <w:webHidden/>
+              </w:rPr>
+              <w:fldChar w:fldCharType="begin"/>
+            </w:r>
+            <w:r>
+              <w:rPr>
+                <w:noProof/>
+                <w:webHidden/>
+              </w:rPr>
+              <w:instrText xml:space="preserve"> PAGEREF _Toc226452354 \h </w:instrText>
+            </w:r>
+            <w:r>
+              <w:rPr>
+                <w:noProof/>
+                <w:webHidden/>
+              </w:rPr>
+            </w:r>
+            <w:r>
+              <w:rPr>
+                <w:noProof/>
+                <w:webHidden/>
+              </w:rPr>
+              <w:fldChar w:fldCharType="separate"/>
+            </w:r>
+            <w:r>
+              <w:rPr>
+                <w:noProof/>
+                <w:webHidden/>
+              </w:rPr>
+              <w:t>12</w:t>
+            </w:r>
+            <w:r>
+              <w:rPr>
+                <w:noProof/>
+                <w:webHidden/>
+              </w:rPr>
+              <w:fldChar w:fldCharType="end"/>
+            </w:r>
+          </w:hyperlink>
+        </w:p>
+        <w:p>
+          <w:pPr>
+            <w:pStyle w:val="TOC3"/>
+            <w:tabs>
+              <w:tab w:val="right" w:leader="dot" w:pos="8296"/>
+            </w:tabs>
+            <w:rPr>
+              <w:noProof/>
+              <w:kern w:val="2"/>
+              <w:sz w:val="24"/>
+              <w:szCs w:val="24"/>
+              <w:lang w:val="en-GB" w:eastAsia="en-GB"/>
+              <w14:ligatures w14:val="standardContextual"/>
+            </w:rPr>
+          </w:pPr>
+          <w:hyperlink w:anchor="_Toc226452355" w:history="1">
+            <w:r>
+              <w:rPr>
+                <w:rStyle w:val="Hyperlink"/>
+                <w:noProof/>
+              </w:rPr>
+              <w:t>a) MVC (Model-View-Controller)</w:t>
+            </w:r>
+            <w:r>
+              <w:rPr>
+                <w:noProof/>
+                <w:webHidden/>
+              </w:rPr>
+              <w:tab/>
+            </w:r>
+            <w:r>
+              <w:rPr>
+                <w:noProof/>
+                <w:webHidden/>
+              </w:rPr>
+              <w:fldChar w:fldCharType="begin"/>
+            </w:r>
+            <w:r>
+              <w:rPr>
+                <w:noProof/>
+                <w:webHidden/>
+              </w:rPr>
+              <w:instrText xml:space="preserve"> PAGEREF _Toc226452355 \h </w:instrText>
+            </w:r>
+            <w:r>
+              <w:rPr>
+                <w:noProof/>
+                <w:webHidden/>
+              </w:rPr>
+            </w:r>
+            <w:r>
+              <w:rPr>
+                <w:noProof/>
+                <w:webHidden/>
+              </w:rPr>
+              <w:fldChar w:fldCharType="separate"/>
+            </w:r>
+            <w:r>
+              <w:rPr>
+                <w:noProof/>
+                <w:webHidden/>
+              </w:rPr>
+              <w:t>12</w:t>
+            </w:r>
+            <w:r>
+              <w:rPr>
+                <w:noProof/>
+                <w:webHidden/>
+              </w:rPr>
+              <w:fldChar w:fldCharType="end"/>
+            </w:r>
+          </w:hyperlink>
+        </w:p>
+        <w:p>
+          <w:pPr>
+            <w:pStyle w:val="TOC3"/>
+            <w:tabs>
+              <w:tab w:val="right" w:leader="dot" w:pos="8296"/>
+            </w:tabs>
+            <w:rPr>
+              <w:noProof/>
+              <w:kern w:val="2"/>
+              <w:sz w:val="24"/>
+              <w:szCs w:val="24"/>
+              <w:lang w:val="en-GB" w:eastAsia="en-GB"/>
+              <w14:ligatures w14:val="standardContextual"/>
+            </w:rPr>
+          </w:pPr>
+          <w:hyperlink w:anchor="_Toc226452356" w:history="1">
+            <w:r>
+              <w:rPr>
+                <w:rStyle w:val="Hyperlink"/>
+                <w:noProof/>
+              </w:rPr>
+              <w:t>b) MVP (Model-View-Presenter)</w:t>
+            </w:r>
+            <w:r>
+              <w:rPr>
+                <w:noProof/>
+                <w:webHidden/>
+              </w:rPr>
+              <w:tab/>
+            </w:r>
+            <w:r>
+              <w:rPr>
+                <w:noProof/>
+                <w:webHidden/>
+              </w:rPr>
+              <w:fldChar w:fldCharType="begin"/>
+            </w:r>
+            <w:r>
+              <w:rPr>
+                <w:noProof/>
+                <w:webHidden/>
+              </w:rPr>
+              <w:instrText xml:space="preserve"> PAGEREF _Toc226452356 \h </w:instrText>
+            </w:r>
+            <w:r>
+              <w:rPr>
+                <w:noProof/>
+                <w:webHidden/>
+              </w:rPr>
+            </w:r>
+            <w:r>
+              <w:rPr>
+                <w:noProof/>
+                <w:webHidden/>
+              </w:rPr>
+              <w:fldChar w:fldCharType="separate"/>
+            </w:r>
+            <w:r>
+              <w:rPr>
+                <w:noProof/>
+                <w:webHidden/>
+              </w:rPr>
+              <w:t>12</w:t>
+            </w:r>
+            <w:r>
+              <w:rPr>
+                <w:noProof/>
+                <w:webHidden/>
+              </w:rPr>
+              <w:fldChar w:fldCharType="end"/>
+            </w:r>
+          </w:hyperlink>
+        </w:p>
+        <w:p>
+          <w:pPr>
+            <w:pStyle w:val="TOC3"/>
+            <w:tabs>
+              <w:tab w:val="right" w:leader="dot" w:pos="8296"/>
+            </w:tabs>
+            <w:rPr>
+              <w:noProof/>
+              <w:kern w:val="2"/>
+              <w:sz w:val="24"/>
+              <w:szCs w:val="24"/>
+              <w:lang w:val="en-GB" w:eastAsia="en-GB"/>
+              <w14:ligatures w14:val="standardContextual"/>
+            </w:rPr>
+          </w:pPr>
+          <w:hyperlink w:anchor="_Toc226452357" w:history="1">
+            <w:r>
+              <w:rPr>
+                <w:rStyle w:val="Hyperlink"/>
+                <w:noProof/>
+              </w:rPr>
+              <w:t>c) MVVM (Model-View-ViewModel)</w:t>
+            </w:r>
+            <w:r>
+              <w:rPr>
+                <w:noProof/>
+                <w:webHidden/>
+              </w:rPr>
+              <w:tab/>
+            </w:r>
+            <w:r>
+              <w:rPr>
+                <w:noProof/>
+                <w:webHidden/>
+              </w:rPr>
+              <w:fldChar w:fldCharType="begin"/>
+            </w:r>
+            <w:r>
+              <w:rPr>
+                <w:noProof/>
+                <w:webHidden/>
+              </w:rPr>
+              <w:instrText xml:space="preserve"> PAGEREF _Toc226452357 \h </w:instrText>
+            </w:r>
+            <w:r>
+              <w:rPr>
+                <w:noProof/>
+                <w:webHidden/>
+              </w:rPr>
+            </w:r>
+            <w:r>
+              <w:rPr>
+                <w:noProof/>
+                <w:webHidden/>
+              </w:rPr>
+              <w:fldChar w:fldCharType="separate"/>
+            </w:r>
+            <w:r>
+              <w:rPr>
+                <w:noProof/>
+                <w:webHidden/>
+              </w:rPr>
+              <w:t>12</w:t>
+            </w:r>
+            <w:r>
+              <w:rPr>
+                <w:noProof/>
+                <w:webHidden/>
+              </w:rPr>
+              <w:fldChar w:fldCharType="end"/>
+            </w:r>
+          </w:hyperlink>
+        </w:p>
+        <w:p>
+          <w:pPr>
+            <w:pStyle w:val="TOC3"/>
+            <w:tabs>
+              <w:tab w:val="right" w:leader="dot" w:pos="8296"/>
+            </w:tabs>
+            <w:rPr>
+              <w:noProof/>
+              <w:kern w:val="2"/>
+              <w:sz w:val="24"/>
+              <w:szCs w:val="24"/>
+              <w:lang w:val="en-GB" w:eastAsia="en-GB"/>
+              <w14:ligatures w14:val="standardContextual"/>
+            </w:rPr>
+          </w:pPr>
+          <w:hyperlink w:anchor="_Toc226452358" w:history="1">
+            <w:r>
+              <w:rPr>
+                <w:rStyle w:val="Hyperlink"/>
+                <w:noProof/>
+              </w:rPr>
+              <w:t>d) MVI — Model-View-Intent</w:t>
+            </w:r>
+            <w:r>
+              <w:rPr>
+                <w:noProof/>
+                <w:webHidden/>
+              </w:rPr>
+              <w:tab/>
+            </w:r>
+            <w:r>
+              <w:rPr>
+                <w:noProof/>
+                <w:webHidden/>
+              </w:rPr>
+              <w:fldChar w:fldCharType="begin"/>
+            </w:r>
+            <w:r>
+              <w:rPr>
+                <w:noProof/>
+                <w:webHidden/>
+              </w:rPr>
+              <w:instrText xml:space="preserve"> PAGEREF _Toc226452358 \h </w:instrText>
+            </w:r>
+            <w:r>
+              <w:rPr>
+                <w:noProof/>
+                <w:webHidden/>
+              </w:rPr>
+            </w:r>
+            <w:r>
+              <w:rPr>
+                <w:noProof/>
+                <w:webHidden/>
+              </w:rPr>
+              <w:fldChar w:fldCharType="separate"/>
+            </w:r>
+            <w:r>
+              <w:rPr>
+                <w:noProof/>
+                <w:webHidden/>
+              </w:rPr>
+              <w:t>12</w:t>
+            </w:r>
+            <w:r>
+              <w:rPr>
+                <w:noProof/>
+                <w:webHidden/>
+              </w:rPr>
+              <w:fldChar w:fldCharType="end"/>
+            </w:r>
+          </w:hyperlink>
+        </w:p>
+        <w:p>
+          <w:pPr>
+            <w:pStyle w:val="TOC3"/>
+            <w:tabs>
+              <w:tab w:val="right" w:leader="dot" w:pos="8296"/>
+            </w:tabs>
+            <w:rPr>
+              <w:noProof/>
+              <w:kern w:val="2"/>
+              <w:sz w:val="24"/>
+              <w:szCs w:val="24"/>
+              <w:lang w:val="en-GB" w:eastAsia="en-GB"/>
+              <w14:ligatures w14:val="standardContextual"/>
+            </w:rPr>
+          </w:pPr>
+          <w:hyperlink w:anchor="_Toc226452359" w:history="1">
+            <w:r>
+              <w:rPr>
+                <w:rStyle w:val="Hyperlink"/>
+                <w:noProof/>
+              </w:rPr>
+              <w:t>d) Clean Architecture</w:t>
+            </w:r>
+            <w:r>
+              <w:rPr>
+                <w:noProof/>
+                <w:webHidden/>
+              </w:rPr>
+              <w:tab/>
+            </w:r>
+            <w:r>
+              <w:rPr>
+                <w:noProof/>
+                <w:webHidden/>
+              </w:rPr>
+              <w:fldChar w:fldCharType="begin"/>
+            </w:r>
+            <w:r>
+              <w:rPr>
+                <w:noProof/>
+                <w:webHidden/>
+              </w:rPr>
+              <w:instrText xml:space="preserve"> PAGEREF _Toc226452359 \h </w:instrText>
+            </w:r>
+            <w:r>
+              <w:rPr>
+                <w:noProof/>
+                <w:webHidden/>
+              </w:rPr>
+            </w:r>
+            <w:r>
+              <w:rPr>
+                <w:noProof/>
+                <w:webHidden/>
+              </w:rPr>
+              <w:fldChar w:fldCharType="separate"/>
+            </w:r>
+            <w:r>
+              <w:rPr>
+                <w:noProof/>
+                <w:webHidden/>
+              </w:rPr>
+              <w:t>13</w:t>
+            </w:r>
+            <w:r>
+              <w:rPr>
+                <w:noProof/>
+                <w:webHidden/>
+              </w:rPr>
+              <w:fldChar w:fldCharType="end"/>
+            </w:r>
+          </w:hyperlink>
+        </w:p>
+        <w:p>
+          <w:pPr>
+            <w:pStyle w:val="TOC3"/>
+            <w:tabs>
+              <w:tab w:val="right" w:leader="dot" w:pos="8296"/>
+            </w:tabs>
+            <w:rPr>
+              <w:noProof/>
+              <w:kern w:val="2"/>
+              <w:sz w:val="24"/>
+              <w:szCs w:val="24"/>
+              <w:lang w:val="en-GB" w:eastAsia="en-GB"/>
+              <w14:ligatures w14:val="standardContextual"/>
+            </w:rPr>
+          </w:pPr>
+          <w:hyperlink w:anchor="_Toc226452360" w:history="1">
+            <w:r>
+              <w:rPr>
+                <w:rStyle w:val="Hyperlink"/>
+                <w:noProof/>
+              </w:rPr>
+              <w:t>e) VIPER (iOS)</w:t>
+            </w:r>
+            <w:r>
+              <w:rPr>
+                <w:noProof/>
+                <w:webHidden/>
+              </w:rPr>
+              <w:tab/>
+            </w:r>
+            <w:r>
+              <w:rPr>
+                <w:noProof/>
+                <w:webHidden/>
+              </w:rPr>
+              <w:fldChar w:fldCharType="begin"/>
+            </w:r>
+            <w:r>
+              <w:rPr>
+                <w:noProof/>
+                <w:webHidden/>
+              </w:rPr>
+              <w:instrText xml:space="preserve"> PAGEREF _Toc226452360 \h </w:instrText>
+            </w:r>
+            <w:r>
+              <w:rPr>
+                <w:noProof/>
+                <w:webHidden/>
+              </w:rPr>
+            </w:r>
+            <w:r>
+              <w:rPr>
+                <w:noProof/>
+                <w:webHidden/>
+              </w:rPr>
+              <w:fldChar w:fldCharType="separate"/>
+            </w:r>
+            <w:r>
+              <w:rPr>
+                <w:noProof/>
+                <w:webHidden/>
+              </w:rPr>
+              <w:t>13</w:t>
+            </w:r>
+            <w:r>
+              <w:rPr>
+                <w:noProof/>
+                <w:webHidden/>
+              </w:rPr>
+              <w:fldChar w:fldCharType="end"/>
+            </w:r>
+          </w:hyperlink>
+        </w:p>
+        <w:p>
+          <w:pPr>
+            <w:pStyle w:val="TOC2"/>
+            <w:tabs>
+              <w:tab w:val="right" w:leader="dot" w:pos="8296"/>
+            </w:tabs>
+            <w:rPr>
+              <w:noProof/>
+              <w:kern w:val="2"/>
+              <w:sz w:val="24"/>
+              <w:szCs w:val="24"/>
+              <w:lang w:val="en-GB" w:eastAsia="en-GB"/>
+              <w14:ligatures w14:val="standardContextual"/>
+            </w:rPr>
+          </w:pPr>
+          <w:hyperlink w:anchor="_Toc226452361" w:history="1">
+            <w:r>
+              <w:rPr>
+                <w:rStyle w:val="Hyperlink"/>
+                <w:noProof/>
+              </w:rPr>
+              <w:t>2. Essential Design Patterns</w:t>
+            </w:r>
+            <w:r>
+              <w:rPr>
+                <w:noProof/>
+                <w:webHidden/>
+              </w:rPr>
+              <w:tab/>
+            </w:r>
+            <w:r>
+              <w:rPr>
+                <w:noProof/>
+                <w:webHidden/>
+              </w:rPr>
+              <w:fldChar w:fldCharType="begin"/>
+            </w:r>
+            <w:r>
+              <w:rPr>
+                <w:noProof/>
+                <w:webHidden/>
+              </w:rPr>
+              <w:instrText xml:space="preserve"> PAGEREF _Toc226452361 \h </w:instrText>
+            </w:r>
+            <w:r>
+              <w:rPr>
+                <w:noProof/>
+                <w:webHidden/>
+              </w:rPr>
+            </w:r>
+            <w:r>
+              <w:rPr>
+                <w:noProof/>
+                <w:webHidden/>
+              </w:rPr>
+              <w:fldChar w:fldCharType="separate"/>
+            </w:r>
+            <w:r>
+              <w:rPr>
+                <w:noProof/>
+                <w:webHidden/>
+              </w:rPr>
+              <w:t>13</w:t>
+            </w:r>
+            <w:r>
+              <w:rPr>
+                <w:noProof/>
+                <w:webHidden/>
+              </w:rPr>
+              <w:fldChar w:fldCharType="end"/>
+            </w:r>
+          </w:hyperlink>
+        </w:p>
+        <w:p>
+          <w:pPr>
+            <w:pStyle w:val="TOC3"/>
+            <w:tabs>
+              <w:tab w:val="right" w:leader="dot" w:pos="8296"/>
+            </w:tabs>
+            <w:rPr>
+              <w:noProof/>
+              <w:kern w:val="2"/>
+              <w:sz w:val="24"/>
+              <w:szCs w:val="24"/>
+              <w:lang w:val="en-GB" w:eastAsia="en-GB"/>
+              <w14:ligatures w14:val="standardContextual"/>
+            </w:rPr>
+          </w:pPr>
+          <w:hyperlink w:anchor="_Toc226452362" w:history="1">
+            <w:r>
+              <w:rPr>
+                <w:rStyle w:val="Hyperlink"/>
+                <w:noProof/>
+              </w:rPr>
+              <w:t>a) Singleton</w:t>
+            </w:r>
+            <w:r>
+              <w:rPr>
+                <w:noProof/>
+                <w:webHidden/>
+              </w:rPr>
+              <w:tab/>
+            </w:r>
+            <w:r>
+              <w:rPr>
+                <w:noProof/>
+                <w:webHidden/>
+              </w:rPr>
+              <w:fldChar w:fldCharType="begin"/>
+            </w:r>
+            <w:r>
+              <w:rPr>
+                <w:noProof/>
+                <w:webHidden/>
+              </w:rPr>
+              <w:instrText xml:space="preserve"> PAGEREF _Toc226452362 \h </w:instrText>
+            </w:r>
+            <w:r>
+              <w:rPr>
+                <w:noProof/>
+                <w:webHidden/>
+              </w:rPr>
+            </w:r>
+            <w:r>
+              <w:rPr>
+                <w:noProof/>
+                <w:webHidden/>
+              </w:rPr>
+              <w:fldChar w:fldCharType="separate"/>
+            </w:r>
+            <w:r>
+              <w:rPr>
+                <w:noProof/>
+                <w:webHidden/>
+              </w:rPr>
+              <w:t>13</w:t>
+            </w:r>
+            <w:r>
+              <w:rPr>
+                <w:noProof/>
+                <w:webHidden/>
+              </w:rPr>
+              <w:fldChar w:fldCharType="end"/>
+            </w:r>
+          </w:hyperlink>
+        </w:p>
+        <w:p>
+          <w:pPr>
+            <w:pStyle w:val="TOC3"/>
+            <w:tabs>
+              <w:tab w:val="right" w:leader="dot" w:pos="8296"/>
+            </w:tabs>
+            <w:rPr>
+              <w:noProof/>
+              <w:kern w:val="2"/>
+              <w:sz w:val="24"/>
+              <w:szCs w:val="24"/>
+              <w:lang w:val="en-GB" w:eastAsia="en-GB"/>
+              <w14:ligatures w14:val="standardContextual"/>
+            </w:rPr>
+          </w:pPr>
+          <w:hyperlink w:anchor="_Toc226452363" w:history="1">
+            <w:r>
+              <w:rPr>
+                <w:rStyle w:val="Hyperlink"/>
+                <w:noProof/>
+              </w:rPr>
+              <w:t>b) Observer</w:t>
+            </w:r>
+            <w:r>
+              <w:rPr>
+                <w:noProof/>
+                <w:webHidden/>
+              </w:rPr>
+              <w:tab/>
+            </w:r>
+            <w:r>
+              <w:rPr>
+                <w:noProof/>
+                <w:webHidden/>
+              </w:rPr>
+              <w:fldChar w:fldCharType="begin"/>
+            </w:r>
+            <w:r>
+              <w:rPr>
+                <w:noProof/>
+                <w:webHidden/>
+              </w:rPr>
+              <w:instrText xml:space="preserve"> PAGEREF _Toc226452363 \h </w:instrText>
+            </w:r>
+            <w:r>
+              <w:rPr>
+                <w:noProof/>
+                <w:webHidden/>
+              </w:rPr>
+            </w:r>
+            <w:r>
+              <w:rPr>
+                <w:noProof/>
+                <w:webHidden/>
+              </w:rPr>
+              <w:fldChar w:fldCharType="separate"/>
+            </w:r>
+            <w:r>
+              <w:rPr>
+                <w:noProof/>
+                <w:webHidden/>
+              </w:rPr>
+              <w:t>13</w:t>
+            </w:r>
+            <w:r>
+              <w:rPr>
+                <w:noProof/>
+                <w:webHidden/>
+              </w:rPr>
+              <w:fldChar w:fldCharType="end"/>
+            </w:r>
+          </w:hyperlink>
+        </w:p>
+        <w:p>
+          <w:pPr>
+            <w:pStyle w:val="TOC3"/>
+            <w:tabs>
+              <w:tab w:val="right" w:leader="dot" w:pos="8296"/>
+            </w:tabs>
+            <w:rPr>
+              <w:noProof/>
+              <w:kern w:val="2"/>
+              <w:sz w:val="24"/>
+              <w:szCs w:val="24"/>
+              <w:lang w:val="en-GB" w:eastAsia="en-GB"/>
+              <w14:ligatures w14:val="standardContextual"/>
+            </w:rPr>
+          </w:pPr>
+          <w:hyperlink w:anchor="_Toc226452364" w:history="1">
+            <w:r>
+              <w:rPr>
+                <w:rStyle w:val="Hyperlink"/>
+                <w:noProof/>
+              </w:rPr>
+              <w:t>c) Repository</w:t>
+            </w:r>
+            <w:r>
+              <w:rPr>
+                <w:noProof/>
+                <w:webHidden/>
+              </w:rPr>
+              <w:tab/>
+            </w:r>
+            <w:r>
+              <w:rPr>
+                <w:noProof/>
+                <w:webHidden/>
+              </w:rPr>
+              <w:fldChar w:fldCharType="begin"/>
+            </w:r>
+            <w:r>
+              <w:rPr>
+                <w:noProof/>
+                <w:webHidden/>
+              </w:rPr>
+              <w:instrText xml:space="preserve"> PAGEREF _Toc226452364 \h </w:instrText>
+            </w:r>
+            <w:r>
+              <w:rPr>
+                <w:noProof/>
+                <w:webHidden/>
+              </w:rPr>
+            </w:r>
+            <w:r>
+              <w:rPr>
+                <w:noProof/>
+                <w:webHidden/>
+              </w:rPr>
+              <w:fldChar w:fldCharType="separate"/>
+            </w:r>
+            <w:r>
+              <w:rPr>
+                <w:noProof/>
+                <w:webHidden/>
+              </w:rPr>
+              <w:t>13</w:t>
+            </w:r>
+            <w:r>
+              <w:rPr>
+                <w:noProof/>
+                <w:webHidden/>
+              </w:rPr>
+              <w:fldChar w:fldCharType="end"/>
+            </w:r>
+          </w:hyperlink>
+        </w:p>
+        <w:p>
+          <w:pPr>
+            <w:pStyle w:val="TOC3"/>
+            <w:tabs>
+              <w:tab w:val="right" w:leader="dot" w:pos="8296"/>
+            </w:tabs>
+            <w:rPr>
+              <w:noProof/>
+              <w:kern w:val="2"/>
+              <w:sz w:val="24"/>
+              <w:szCs w:val="24"/>
+              <w:lang w:val="en-GB" w:eastAsia="en-GB"/>
+              <w14:ligatures w14:val="standardContextual"/>
+            </w:rPr>
+          </w:pPr>
+          <w:hyperlink w:anchor="_Toc226452365" w:history="1">
+            <w:r>
+              <w:rPr>
+                <w:rStyle w:val="Hyperlink"/>
+                <w:noProof/>
+              </w:rPr>
+              <w:t>d) Dependency Injection (DI)</w:t>
+            </w:r>
+            <w:r>
+              <w:rPr>
+                <w:noProof/>
+                <w:webHidden/>
+              </w:rPr>
+              <w:tab/>
+            </w:r>
+            <w:r>
+              <w:rPr>
+                <w:noProof/>
+                <w:webHidden/>
+              </w:rPr>
+              <w:fldChar w:fldCharType="begin"/>
+            </w:r>
+            <w:r>
+              <w:rPr>
+                <w:noProof/>
+                <w:webHidden/>
+              </w:rPr>
+              <w:instrText xml:space="preserve"> PAGEREF _Toc226452365 \h </w:instrText>
+            </w:r>
+            <w:r>
+              <w:rPr>
+                <w:noProof/>
+                <w:webHidden/>
+              </w:rPr>
+            </w:r>
+            <w:r>
+              <w:rPr>
+                <w:noProof/>
+                <w:webHidden/>
+              </w:rPr>
+              <w:fldChar w:fldCharType="separate"/>
+            </w:r>
+            <w:r>
+              <w:rPr>
+                <w:noProof/>
+                <w:webHidden/>
+              </w:rPr>
+              <w:t>13</w:t>
+            </w:r>
+            <w:r>
+              <w:rPr>
+                <w:noProof/>
+                <w:webHidden/>
+              </w:rPr>
+              <w:fldChar w:fldCharType="end"/>
+            </w:r>
+          </w:hyperlink>
+        </w:p>
+        <w:p>
+          <w:pPr>
+            <w:pStyle w:val="TOC1"/>
+            <w:tabs>
+              <w:tab w:val="right" w:leader="dot" w:pos="8296"/>
+            </w:tabs>
+            <w:rPr>
+              <w:noProof/>
+              <w:kern w:val="2"/>
+              <w:sz w:val="24"/>
+              <w:szCs w:val="24"/>
+              <w:lang w:val="en-GB" w:eastAsia="en-GB"/>
+              <w14:ligatures w14:val="standardContextual"/>
+            </w:rPr>
+          </w:pPr>
+          <w:hyperlink w:anchor="_Toc226452366" w:history="1">
+            <w:r>
+              <w:rPr>
+                <w:rStyle w:val="Hyperlink"/>
+                <w:noProof/>
+              </w:rPr>
+              <w:t>Part 5: Requirement Engineering for Mobile Applications</w:t>
+            </w:r>
+            <w:r>
+              <w:rPr>
+                <w:noProof/>
+                <w:webHidden/>
+              </w:rPr>
+              <w:tab/>
+            </w:r>
+            <w:r>
+              <w:rPr>
+                <w:noProof/>
+                <w:webHidden/>
+              </w:rPr>
+              <w:fldChar w:fldCharType="begin"/>
+            </w:r>
+            <w:r>
+              <w:rPr>
+                <w:noProof/>
+                <w:webHidden/>
+              </w:rPr>
+              <w:instrText xml:space="preserve"> PAGEREF _Toc226452366 \h </w:instrText>
+            </w:r>
+            <w:r>
+              <w:rPr>
+                <w:noProof/>
+                <w:webHidden/>
+              </w:rPr>
+            </w:r>
+            <w:r>
+              <w:rPr>
+                <w:noProof/>
+                <w:webHidden/>
+              </w:rPr>
+              <w:fldChar w:fldCharType="separate"/>
+            </w:r>
+            <w:r>
+              <w:rPr>
+                <w:noProof/>
+                <w:webHidden/>
+              </w:rPr>
+              <w:t>14</w:t>
+            </w:r>
+            <w:r>
+              <w:rPr>
+                <w:noProof/>
+                <w:webHidden/>
+              </w:rPr>
+              <w:fldChar w:fldCharType="end"/>
+            </w:r>
+          </w:hyperlink>
+        </w:p>
+        <w:p>
+          <w:pPr>
+            <w:pStyle w:val="TOC2"/>
+            <w:tabs>
+              <w:tab w:val="right" w:leader="dot" w:pos="8296"/>
+            </w:tabs>
+            <w:rPr>
+              <w:noProof/>
+              <w:kern w:val="2"/>
+              <w:sz w:val="24"/>
+              <w:szCs w:val="24"/>
+              <w:lang w:val="en-GB" w:eastAsia="en-GB"/>
+              <w14:ligatures w14:val="standardContextual"/>
+            </w:rPr>
+          </w:pPr>
+          <w:hyperlink w:anchor="_Toc226452367" w:history="1">
+            <w:r>
+              <w:rPr>
+                <w:rStyle w:val="Hyperlink"/>
+                <w:noProof/>
+              </w:rPr>
+              <w:t>Requirements Collection (Elicitation)</w:t>
+            </w:r>
+            <w:r>
+              <w:rPr>
+                <w:noProof/>
+                <w:webHidden/>
+              </w:rPr>
+              <w:tab/>
+            </w:r>
+            <w:r>
+              <w:rPr>
+                <w:noProof/>
+                <w:webHidden/>
+              </w:rPr>
+              <w:fldChar w:fldCharType="begin"/>
+            </w:r>
+            <w:r>
+              <w:rPr>
+                <w:noProof/>
+                <w:webHidden/>
+              </w:rPr>
+              <w:instrText xml:space="preserve"> PAGEREF _Toc226452367 \h </w:instrText>
+            </w:r>
+            <w:r>
+              <w:rPr>
+                <w:noProof/>
+                <w:webHidden/>
+              </w:rPr>
+            </w:r>
+            <w:r>
+              <w:rPr>
+                <w:noProof/>
+                <w:webHidden/>
+              </w:rPr>
+              <w:fldChar w:fldCharType="separate"/>
+            </w:r>
+            <w:r>
+              <w:rPr>
+                <w:noProof/>
+                <w:webHidden/>
+              </w:rPr>
+              <w:t>14</w:t>
+            </w:r>
+            <w:r>
+              <w:rPr>
+                <w:noProof/>
+                <w:webHidden/>
+              </w:rPr>
+              <w:fldChar w:fldCharType="end"/>
+            </w:r>
+          </w:hyperlink>
+        </w:p>
+        <w:p>
+          <w:pPr>
+            <w:pStyle w:val="TOC2"/>
+            <w:tabs>
+              <w:tab w:val="right" w:leader="dot" w:pos="8296"/>
+            </w:tabs>
+            <w:rPr>
+              <w:noProof/>
+              <w:kern w:val="2"/>
+              <w:sz w:val="24"/>
+              <w:szCs w:val="24"/>
+              <w:lang w:val="en-GB" w:eastAsia="en-GB"/>
+              <w14:ligatures w14:val="standardContextual"/>
+            </w:rPr>
+          </w:pPr>
+          <w:hyperlink w:anchor="_Toc226452368" w:history="1">
+            <w:r>
+              <w:rPr>
+                <w:rStyle w:val="Hyperlink"/>
+                <w:noProof/>
+              </w:rPr>
+              <w:t>Requirements Analysis and Classification</w:t>
+            </w:r>
+            <w:r>
+              <w:rPr>
+                <w:noProof/>
+                <w:webHidden/>
+              </w:rPr>
+              <w:tab/>
+            </w:r>
+            <w:r>
+              <w:rPr>
+                <w:noProof/>
+                <w:webHidden/>
+              </w:rPr>
+              <w:fldChar w:fldCharType="begin"/>
+            </w:r>
+            <w:r>
+              <w:rPr>
+                <w:noProof/>
+                <w:webHidden/>
+              </w:rPr>
+              <w:instrText xml:space="preserve"> PAGEREF _Toc226452368 \h </w:instrText>
+            </w:r>
+            <w:r>
+              <w:rPr>
+                <w:noProof/>
+                <w:webHidden/>
+              </w:rPr>
+            </w:r>
+            <w:r>
+              <w:rPr>
+                <w:noProof/>
+                <w:webHidden/>
+              </w:rPr>
+              <w:fldChar w:fldCharType="separate"/>
+            </w:r>
+            <w:r>
+              <w:rPr>
+                <w:noProof/>
+                <w:webHidden/>
+              </w:rPr>
+              <w:t>14</w:t>
+            </w:r>
+            <w:r>
+              <w:rPr>
+                <w:noProof/>
+                <w:webHidden/>
+              </w:rPr>
+              <w:fldChar w:fldCharType="end"/>
+            </w:r>
+          </w:hyperlink>
+        </w:p>
+        <w:p>
+          <w:pPr>
+            <w:pStyle w:val="TOC2"/>
+            <w:tabs>
+              <w:tab w:val="right" w:leader="dot" w:pos="8296"/>
+            </w:tabs>
+            <w:rPr>
+              <w:noProof/>
+              <w:kern w:val="2"/>
+              <w:sz w:val="24"/>
+              <w:szCs w:val="24"/>
+              <w:lang w:val="en-GB" w:eastAsia="en-GB"/>
+              <w14:ligatures w14:val="standardContextual"/>
+            </w:rPr>
+          </w:pPr>
+          <w:hyperlink w:anchor="_Toc226452369" w:history="1">
+            <w:r>
+              <w:rPr>
+                <w:rStyle w:val="Hyperlink"/>
+                <w:noProof/>
+              </w:rPr>
+              <w:t>Documentation and Specification</w:t>
+            </w:r>
+            <w:r>
+              <w:rPr>
+                <w:noProof/>
+                <w:webHidden/>
+              </w:rPr>
+              <w:tab/>
+            </w:r>
+            <w:r>
+              <w:rPr>
+                <w:noProof/>
+                <w:webHidden/>
+              </w:rPr>
+              <w:fldChar w:fldCharType="begin"/>
+            </w:r>
+            <w:r>
+              <w:rPr>
+                <w:noProof/>
+                <w:webHidden/>
+              </w:rPr>
+              <w:instrText xml:space="preserve"> PAGEREF _Toc226452369 \h </w:instrText>
+            </w:r>
+            <w:r>
+              <w:rPr>
+                <w:noProof/>
+                <w:webHidden/>
+              </w:rPr>
+            </w:r>
+            <w:r>
+              <w:rPr>
+                <w:noProof/>
+                <w:webHidden/>
+              </w:rPr>
+              <w:fldChar w:fldCharType="separate"/>
+            </w:r>
+            <w:r>
+              <w:rPr>
+                <w:noProof/>
+                <w:webHidden/>
+              </w:rPr>
+              <w:t>15</w:t>
+            </w:r>
+            <w:r>
+              <w:rPr>
+                <w:noProof/>
+                <w:webHidden/>
+              </w:rPr>
+              <w:fldChar w:fldCharType="end"/>
+            </w:r>
+          </w:hyperlink>
+        </w:p>
+        <w:p>
+          <w:pPr>
+            <w:pStyle w:val="TOC2"/>
+            <w:tabs>
+              <w:tab w:val="right" w:leader="dot" w:pos="8296"/>
+            </w:tabs>
+            <w:rPr>
+              <w:noProof/>
+              <w:kern w:val="2"/>
+              <w:sz w:val="24"/>
+              <w:szCs w:val="24"/>
+              <w:lang w:val="en-GB" w:eastAsia="en-GB"/>
+              <w14:ligatures w14:val="standardContextual"/>
+            </w:rPr>
+          </w:pPr>
+          <w:hyperlink w:anchor="_Toc226452370" w:history="1">
+            <w:r>
+              <w:rPr>
+                <w:rStyle w:val="Hyperlink"/>
+                <w:noProof/>
+              </w:rPr>
+              <w:t>4. Requirements Validation</w:t>
+            </w:r>
+            <w:r>
+              <w:rPr>
+                <w:noProof/>
+                <w:webHidden/>
+              </w:rPr>
+              <w:tab/>
+            </w:r>
+            <w:r>
+              <w:rPr>
+                <w:noProof/>
+                <w:webHidden/>
+              </w:rPr>
+              <w:fldChar w:fldCharType="begin"/>
+            </w:r>
+            <w:r>
+              <w:rPr>
+                <w:noProof/>
+                <w:webHidden/>
+              </w:rPr>
+              <w:instrText xml:space="preserve"> PAGEREF _Toc226452370 \h </w:instrText>
+            </w:r>
+            <w:r>
+              <w:rPr>
+                <w:noProof/>
+                <w:webHidden/>
+              </w:rPr>
+            </w:r>
+            <w:r>
+              <w:rPr>
+                <w:noProof/>
+                <w:webHidden/>
+              </w:rPr>
+              <w:fldChar w:fldCharType="separate"/>
+            </w:r>
+            <w:r>
+              <w:rPr>
+                <w:noProof/>
+                <w:webHidden/>
+              </w:rPr>
+              <w:t>15</w:t>
+            </w:r>
+            <w:r>
+              <w:rPr>
+                <w:noProof/>
+                <w:webHidden/>
+              </w:rPr>
+              <w:fldChar w:fldCharType="end"/>
+            </w:r>
+          </w:hyperlink>
+        </w:p>
+        <w:p>
+          <w:pPr>
+            <w:pStyle w:val="TOC2"/>
+            <w:tabs>
+              <w:tab w:val="right" w:leader="dot" w:pos="8296"/>
+            </w:tabs>
+            <w:rPr>
+              <w:noProof/>
+              <w:kern w:val="2"/>
+              <w:sz w:val="24"/>
+              <w:szCs w:val="24"/>
+              <w:lang w:val="en-GB" w:eastAsia="en-GB"/>
+              <w14:ligatures w14:val="standardContextual"/>
+            </w:rPr>
+          </w:pPr>
+          <w:hyperlink w:anchor="_Toc226452371" w:history="1">
+            <w:r>
+              <w:rPr>
+                <w:rStyle w:val="Hyperlink"/>
+                <w:noProof/>
+              </w:rPr>
+              <w:t>5 Challenges Unique to Mobile RE</w:t>
+            </w:r>
+            <w:r>
+              <w:rPr>
+                <w:noProof/>
+                <w:webHidden/>
+              </w:rPr>
+              <w:tab/>
+            </w:r>
+            <w:r>
+              <w:rPr>
+                <w:noProof/>
+                <w:webHidden/>
+              </w:rPr>
+              <w:fldChar w:fldCharType="begin"/>
+            </w:r>
+            <w:r>
+              <w:rPr>
+                <w:noProof/>
+                <w:webHidden/>
+              </w:rPr>
+              <w:instrText xml:space="preserve"> PAGEREF _Toc226452371 \h </w:instrText>
+            </w:r>
+            <w:r>
+              <w:rPr>
+                <w:noProof/>
+                <w:webHidden/>
+              </w:rPr>
+            </w:r>
+            <w:r>
+              <w:rPr>
+                <w:noProof/>
+                <w:webHidden/>
+              </w:rPr>
+              <w:fldChar w:fldCharType="separate"/>
+            </w:r>
+            <w:r>
+              <w:rPr>
+                <w:noProof/>
+                <w:webHidden/>
+              </w:rPr>
+              <w:t>15</w:t>
+            </w:r>
+            <w:r>
+              <w:rPr>
+                <w:noProof/>
+                <w:webHidden/>
+              </w:rPr>
+              <w:fldChar w:fldCharType="end"/>
+            </w:r>
+          </w:hyperlink>
+        </w:p>
+        <w:p>
+          <w:pPr>
+            <w:pStyle w:val="TOC1"/>
+            <w:tabs>
+              <w:tab w:val="right" w:leader="dot" w:pos="8296"/>
+            </w:tabs>
+            <w:rPr>
+              <w:noProof/>
+              <w:kern w:val="2"/>
+              <w:sz w:val="24"/>
+              <w:szCs w:val="24"/>
+              <w:lang w:val="en-GB" w:eastAsia="en-GB"/>
+              <w14:ligatures w14:val="standardContextual"/>
+            </w:rPr>
+          </w:pPr>
+          <w:hyperlink w:anchor="_Toc226452372" w:history="1">
+            <w:r>
+              <w:rPr>
+                <w:rStyle w:val="Hyperlink"/>
+                <w:noProof/>
+              </w:rPr>
+              <w:t>Part 6: Estimating Mobile App Development Cost</w:t>
+            </w:r>
+            <w:r>
+              <w:rPr>
+                <w:noProof/>
+                <w:webHidden/>
+              </w:rPr>
+              <w:tab/>
+            </w:r>
+            <w:r>
+              <w:rPr>
+                <w:noProof/>
+                <w:webHidden/>
+              </w:rPr>
+              <w:fldChar w:fldCharType="begin"/>
+            </w:r>
+            <w:r>
+              <w:rPr>
+                <w:noProof/>
+                <w:webHidden/>
+              </w:rPr>
+              <w:instrText xml:space="preserve"> PAGEREF _Toc226452372 \h </w:instrText>
+            </w:r>
+            <w:r>
+              <w:rPr>
+                <w:noProof/>
+                <w:webHidden/>
+              </w:rPr>
+            </w:r>
+            <w:r>
+              <w:rPr>
+                <w:noProof/>
+                <w:webHidden/>
+              </w:rPr>
+              <w:fldChar w:fldCharType="separate"/>
+            </w:r>
+            <w:r>
+              <w:rPr>
+                <w:noProof/>
+                <w:webHidden/>
+              </w:rPr>
+              <w:t>16</w:t>
+            </w:r>
+            <w:r>
+              <w:rPr>
+                <w:noProof/>
+                <w:webHidden/>
+              </w:rPr>
+              <w:fldChar w:fldCharType="end"/>
+            </w:r>
+          </w:hyperlink>
+        </w:p>
+        <w:p>
+          <w:pPr>
+            <w:pStyle w:val="TOC2"/>
+            <w:tabs>
+              <w:tab w:val="right" w:leader="dot" w:pos="8296"/>
+            </w:tabs>
+            <w:rPr>
+              <w:noProof/>
+              <w:kern w:val="2"/>
+              <w:sz w:val="24"/>
+              <w:szCs w:val="24"/>
+              <w:lang w:val="en-GB" w:eastAsia="en-GB"/>
+              <w14:ligatures w14:val="standardContextual"/>
+            </w:rPr>
+          </w:pPr>
+          <w:hyperlink w:anchor="_Toc226452373" w:history="1">
+            <w:r>
+              <w:rPr>
+                <w:rStyle w:val="Hyperlink"/>
+                <w:b/>
+                <w:bCs/>
+                <w:noProof/>
+              </w:rPr>
+              <w:t>1</w:t>
+            </w:r>
+            <w:r>
+              <w:rPr>
+                <w:rStyle w:val="Hyperlink"/>
+                <w:noProof/>
+              </w:rPr>
+              <w:t>. Primary Cost Drivers</w:t>
+            </w:r>
+            <w:r>
+              <w:rPr>
+                <w:noProof/>
+                <w:webHidden/>
+              </w:rPr>
+              <w:tab/>
+            </w:r>
+            <w:r>
+              <w:rPr>
+                <w:noProof/>
+                <w:webHidden/>
+              </w:rPr>
+              <w:fldChar w:fldCharType="begin"/>
+            </w:r>
+            <w:r>
+              <w:rPr>
+                <w:noProof/>
+                <w:webHidden/>
+              </w:rPr>
+              <w:instrText xml:space="preserve"> PAGEREF _Toc226452373 \h </w:instrText>
+            </w:r>
+            <w:r>
+              <w:rPr>
+                <w:noProof/>
+                <w:webHidden/>
+              </w:rPr>
+            </w:r>
+            <w:r>
+              <w:rPr>
+                <w:noProof/>
+                <w:webHidden/>
+              </w:rPr>
+              <w:fldChar w:fldCharType="separate"/>
+            </w:r>
+            <w:r>
+              <w:rPr>
+                <w:noProof/>
+                <w:webHidden/>
+              </w:rPr>
+              <w:t>16</w:t>
+            </w:r>
+            <w:r>
+              <w:rPr>
+                <w:noProof/>
+                <w:webHidden/>
+              </w:rPr>
+              <w:fldChar w:fldCharType="end"/>
+            </w:r>
+          </w:hyperlink>
+        </w:p>
+        <w:p>
+          <w:pPr>
+            <w:pStyle w:val="TOC2"/>
+            <w:tabs>
+              <w:tab w:val="right" w:leader="dot" w:pos="8296"/>
+            </w:tabs>
+            <w:rPr>
+              <w:noProof/>
+              <w:kern w:val="2"/>
+              <w:sz w:val="24"/>
+              <w:szCs w:val="24"/>
+              <w:lang w:val="en-GB" w:eastAsia="en-GB"/>
+              <w14:ligatures w14:val="standardContextual"/>
+            </w:rPr>
+          </w:pPr>
+          <w:hyperlink w:anchor="_Toc226452374" w:history="1">
+            <w:r>
+              <w:rPr>
+                <w:rStyle w:val="Hyperlink"/>
+                <w:noProof/>
+              </w:rPr>
+              <w:t>2. Estimation Techniques</w:t>
+            </w:r>
+            <w:r>
+              <w:rPr>
+                <w:noProof/>
+                <w:webHidden/>
+              </w:rPr>
+              <w:tab/>
+            </w:r>
+            <w:r>
+              <w:rPr>
+                <w:noProof/>
+                <w:webHidden/>
+              </w:rPr>
+              <w:fldChar w:fldCharType="begin"/>
+            </w:r>
+            <w:r>
+              <w:rPr>
+                <w:noProof/>
+                <w:webHidden/>
+              </w:rPr>
+              <w:instrText xml:space="preserve"> PAGEREF _Toc226452374 \h </w:instrText>
+            </w:r>
+            <w:r>
+              <w:rPr>
+                <w:noProof/>
+                <w:webHidden/>
+              </w:rPr>
+            </w:r>
+            <w:r>
+              <w:rPr>
+                <w:noProof/>
+                <w:webHidden/>
+              </w:rPr>
+              <w:fldChar w:fldCharType="separate"/>
+            </w:r>
+            <w:r>
+              <w:rPr>
+                <w:noProof/>
+                <w:webHidden/>
+              </w:rPr>
+              <w:t>16</w:t>
+            </w:r>
+            <w:r>
+              <w:rPr>
+                <w:noProof/>
+                <w:webHidden/>
+              </w:rPr>
+              <w:fldChar w:fldCharType="end"/>
+            </w:r>
+          </w:hyperlink>
+        </w:p>
+        <w:p>
+          <w:pPr>
+            <w:pStyle w:val="TOC2"/>
+            <w:tabs>
+              <w:tab w:val="right" w:leader="dot" w:pos="8296"/>
+            </w:tabs>
+            <w:rPr>
+              <w:noProof/>
+              <w:kern w:val="2"/>
+              <w:sz w:val="24"/>
+              <w:szCs w:val="24"/>
+              <w:lang w:val="en-GB" w:eastAsia="en-GB"/>
+              <w14:ligatures w14:val="standardContextual"/>
+            </w:rPr>
+          </w:pPr>
+          <w:hyperlink w:anchor="_Toc226452375" w:history="1">
+            <w:r>
+              <w:rPr>
+                <w:rStyle w:val="Hyperlink"/>
+                <w:noProof/>
+              </w:rPr>
+              <w:t>3. The Formula</w:t>
+            </w:r>
+            <w:r>
+              <w:rPr>
+                <w:noProof/>
+                <w:webHidden/>
+              </w:rPr>
+              <w:tab/>
+            </w:r>
+            <w:r>
+              <w:rPr>
+                <w:noProof/>
+                <w:webHidden/>
+              </w:rPr>
+              <w:fldChar w:fldCharType="begin"/>
+            </w:r>
+            <w:r>
+              <w:rPr>
+                <w:noProof/>
+                <w:webHidden/>
+              </w:rPr>
+              <w:instrText xml:space="preserve"> PAGEREF _Toc226452375 \h </w:instrText>
+            </w:r>
+            <w:r>
+              <w:rPr>
+                <w:noProof/>
+                <w:webHidden/>
+              </w:rPr>
+            </w:r>
+            <w:r>
+              <w:rPr>
+                <w:noProof/>
+                <w:webHidden/>
+              </w:rPr>
+              <w:fldChar w:fldCharType="separate"/>
+            </w:r>
+            <w:r>
+              <w:rPr>
+                <w:noProof/>
+                <w:webHidden/>
+              </w:rPr>
+              <w:t>16</w:t>
+            </w:r>
+            <w:r>
+              <w:rPr>
+                <w:noProof/>
+                <w:webHidden/>
+              </w:rPr>
+              <w:fldChar w:fldCharType="end"/>
+            </w:r>
+          </w:hyperlink>
+        </w:p>
+        <w:p>
+          <w:r>
+            <w:rPr>
+              <w:b/>
+              <w:bCs/>
+              <w:noProof/>
+            </w:rPr>
+            <w:fldChar w:fldCharType="end"/>
+          </w:r>
+        </w:p>
+      </w:sdtContent>
+    </w:sdt>
+    <w:p>
+      <w:pPr>
+        <w:spacing w:line="360" w:lineRule="auto"/>
+        <w:rPr>
+          <w:b/>
+          <w:bCs/>
+          <w:sz w:val="22"/>
+          <w:szCs w:val="22"/>
         </w:rPr>
       </w:pPr>
     </w:p>
@@ -689,187 +3750,46 @@
         <w:rPr>
           <w:b/>
           <w:bCs/>
-          <w:sz w:val="24"/>
-          <w:szCs w:val="24"/>
-        </w:rPr>
-      </w:pPr>
-      <w:r>
-        <w:rPr>
-          <w:b/>
-          <w:bCs/>
-          <w:sz w:val="24"/>
-          <w:szCs w:val="24"/>
-        </w:rPr>
-        <w:lastRenderedPageBreak/>
-        <w:t>CONTENTS</w:t>
-      </w:r>
-    </w:p>
-    <w:p>
-      <w:pPr>
-        <w:spacing w:line="360" w:lineRule="auto"/>
-        <w:rPr>
-          <w:sz w:val="24"/>
-          <w:szCs w:val="24"/>
-        </w:rPr>
-      </w:pPr>
-      <w:r>
-        <w:rPr>
-          <w:b/>
-          <w:bCs/>
-          <w:sz w:val="24"/>
-          <w:szCs w:val="24"/>
-        </w:rPr>
-        <w:t xml:space="preserve">PART1: </w:t>
-      </w:r>
-      <w:r>
-        <w:rPr>
-          <w:sz w:val="24"/>
-          <w:szCs w:val="24"/>
-        </w:rPr>
-        <w:t>MAJOR TYPES OF MOBILE APPS AND THEIR DIFFERENCES.............3</w:t>
-      </w:r>
-    </w:p>
-    <w:p>
-      <w:pPr>
-        <w:spacing w:line="360" w:lineRule="auto"/>
-        <w:rPr>
-          <w:sz w:val="24"/>
-          <w:szCs w:val="24"/>
-        </w:rPr>
-      </w:pPr>
-      <w:r>
-        <w:rPr>
-          <w:b/>
-          <w:bCs/>
-          <w:sz w:val="24"/>
-          <w:szCs w:val="24"/>
-        </w:rPr>
-        <w:t xml:space="preserve">PART2: </w:t>
-      </w:r>
-      <w:r>
-        <w:rPr>
-          <w:sz w:val="24"/>
-          <w:szCs w:val="24"/>
-        </w:rPr>
-        <w:t>COMPARING MOBILE APP PROGRAMMING LANGUAGES.................5</w:t>
-      </w:r>
-    </w:p>
-    <w:p>
-      <w:pPr>
-        <w:spacing w:line="360" w:lineRule="auto"/>
-        <w:rPr>
-          <w:sz w:val="24"/>
-          <w:szCs w:val="24"/>
-        </w:rPr>
-      </w:pPr>
-      <w:r>
-        <w:rPr>
-          <w:b/>
-          <w:bCs/>
-          <w:sz w:val="24"/>
-          <w:szCs w:val="24"/>
-        </w:rPr>
-        <w:t xml:space="preserve">PART3: </w:t>
-      </w:r>
-      <w:r>
-        <w:rPr>
-          <w:sz w:val="24"/>
-          <w:szCs w:val="24"/>
-        </w:rPr>
-        <w:t>Review and Comparison of Mobile App Development</w:t>
-      </w:r>
-      <w:r>
-        <w:rPr>
-          <w:sz w:val="24"/>
-          <w:szCs w:val="24"/>
-        </w:rPr>
-        <w:t xml:space="preserve"> </w:t>
-      </w:r>
-      <w:r>
-        <w:rPr>
-          <w:sz w:val="24"/>
-          <w:szCs w:val="24"/>
-        </w:rPr>
-        <w:t>Frameworks.................................................................................................7</w:t>
-      </w:r>
+          <w:sz w:val="22"/>
+          <w:szCs w:val="22"/>
+        </w:rPr>
+      </w:pPr>
     </w:p>
     <w:p>
       <w:pPr>
         <w:spacing w:line="360" w:lineRule="auto"/>
         <w:jc w:val="center"/>
         <w:rPr>
-          <w:sz w:val="24"/>
-          <w:szCs w:val="24"/>
-        </w:rPr>
-      </w:pPr>
-      <w:r>
-        <w:rPr>
-          <w:b/>
-          <w:bCs/>
-          <w:sz w:val="24"/>
-          <w:szCs w:val="24"/>
-        </w:rPr>
-        <w:t xml:space="preserve">PART4: </w:t>
-      </w:r>
-      <w:r>
-        <w:rPr>
-          <w:sz w:val="24"/>
-          <w:szCs w:val="24"/>
-        </w:rPr>
-        <w:t>Mobile Application Architectures and Design Patterns..................8</w:t>
-      </w:r>
+          <w:b/>
+          <w:bCs/>
+          <w:sz w:val="22"/>
+          <w:szCs w:val="22"/>
+        </w:rPr>
+      </w:pPr>
     </w:p>
     <w:p>
       <w:pPr>
         <w:spacing w:line="360" w:lineRule="auto"/>
         <w:jc w:val="center"/>
         <w:rPr>
-          <w:sz w:val="24"/>
-          <w:szCs w:val="24"/>
-        </w:rPr>
-      </w:pPr>
-      <w:r>
-        <w:rPr>
-          <w:b/>
-          <w:bCs/>
-          <w:sz w:val="24"/>
-          <w:szCs w:val="24"/>
-        </w:rPr>
-        <w:t xml:space="preserve">PART5: </w:t>
-      </w:r>
-      <w:r>
-        <w:rPr>
-          <w:sz w:val="24"/>
-          <w:szCs w:val="24"/>
-        </w:rPr>
-        <w:t>Requirement Engineering for Mobile Applications.........................9</w:t>
-      </w:r>
+          <w:b/>
+          <w:bCs/>
+          <w:sz w:val="22"/>
+          <w:szCs w:val="22"/>
+        </w:rPr>
+      </w:pPr>
     </w:p>
     <w:p>
       <w:pPr>
         <w:spacing w:line="360" w:lineRule="auto"/>
         <w:jc w:val="center"/>
         <w:rPr>
-          <w:sz w:val="24"/>
-          <w:szCs w:val="24"/>
-        </w:rPr>
-      </w:pPr>
-      <w:r>
-        <w:rPr>
-          <w:b/>
-          <w:bCs/>
-          <w:sz w:val="24"/>
-          <w:szCs w:val="24"/>
-        </w:rPr>
-        <w:t xml:space="preserve">PART6: </w:t>
-      </w:r>
-      <w:r>
-        <w:rPr>
-          <w:sz w:val="24"/>
-          <w:szCs w:val="24"/>
-        </w:rPr>
-        <w:t>Estimating Mobile App Development Cost...................................11</w:t>
-      </w:r>
+          <w:b/>
+          <w:bCs/>
+          <w:sz w:val="22"/>
+          <w:szCs w:val="22"/>
+        </w:rPr>
+      </w:pPr>
     </w:p>
     <w:p>
       <w:pPr>
@@ -888,6 +3808,8 @@
         <w:spacing w:line="360" w:lineRule="auto"/>
         <w:jc w:val="center"/>
         <w:rPr>
+          <w:b/>
+          <w:bCs/>
           <w:sz w:val="22"/>
           <w:szCs w:val="22"/>
         </w:rPr>
@@ -1148,30 +4070,6 @@
     <w:p>
       <w:pPr>
         <w:spacing w:line="360" w:lineRule="auto"/>
-        <w:jc w:val="center"/>
-        <w:rPr>
-          <w:b/>
-          <w:bCs/>
-          <w:sz w:val="22"/>
-          <w:szCs w:val="22"/>
-        </w:rPr>
-      </w:pPr>
-    </w:p>
-    <w:p>
-      <w:pPr>
-        <w:spacing w:line="360" w:lineRule="auto"/>
-        <w:jc w:val="center"/>
-        <w:rPr>
-          <w:b/>
-          <w:bCs/>
-          <w:sz w:val="22"/>
-          <w:szCs w:val="22"/>
-        </w:rPr>
-      </w:pPr>
-    </w:p>
-    <w:p>
-      <w:pPr>
-        <w:spacing w:line="360" w:lineRule="auto"/>
         <w:rPr>
           <w:b/>
           <w:bCs/>
@@ -1184,18 +4082,22 @@
       <w:pPr>
         <w:pStyle w:val="Heading1"/>
       </w:pPr>
+      <w:bookmarkStart w:id="0" w:name="_Toc226452335"/>
       <w:r>
         <w:lastRenderedPageBreak/>
         <w:t>PART1: MAJOR TYPES OF MOBILE APPS AND THEIR DIFFERENCES</w:t>
       </w:r>
+      <w:bookmarkEnd w:id="0"/>
     </w:p>
     <w:p>
       <w:pPr>
         <w:pStyle w:val="Heading2"/>
       </w:pPr>
+      <w:bookmarkStart w:id="1" w:name="_Toc226452336"/>
       <w:r>
         <w:t>TYPES OF MOBILE APPS</w:t>
       </w:r>
+      <w:bookmarkEnd w:id="1"/>
     </w:p>
     <w:p>
       <w:pPr>
@@ -1242,9 +4144,11 @@
       <w:pPr>
         <w:pStyle w:val="Heading3"/>
       </w:pPr>
+      <w:bookmarkStart w:id="2" w:name="_Toc226452337"/>
       <w:r>
         <w:t>Native Apps</w:t>
       </w:r>
+      <w:bookmarkEnd w:id="2"/>
     </w:p>
     <w:p>
       <w:pPr>
@@ -1558,9 +4462,11 @@
       <w:pPr>
         <w:pStyle w:val="Heading3"/>
       </w:pPr>
+      <w:bookmarkStart w:id="3" w:name="_Toc226452338"/>
       <w:r>
         <w:t>Progressive Web Apps</w:t>
       </w:r>
+      <w:bookmarkEnd w:id="3"/>
     </w:p>
     <w:p>
       <w:pPr>
@@ -1824,9 +4730,11 @@
       <w:pPr>
         <w:pStyle w:val="Heading3"/>
       </w:pPr>
+      <w:bookmarkStart w:id="4" w:name="_Toc226452339"/>
       <w:r>
         <w:t>Hybrid Apps</w:t>
       </w:r>
+      <w:bookmarkEnd w:id="4"/>
     </w:p>
     <w:p>
       <w:pPr>
@@ -2075,6 +4983,7 @@
       <w:pPr>
         <w:pStyle w:val="Heading2"/>
       </w:pPr>
+      <w:bookmarkStart w:id="5" w:name="_Toc226452340"/>
       <w:proofErr w:type="gramStart"/>
       <w:r>
         <w:t>DIFFERENCES  BETWEEN</w:t>
@@ -2083,6 +4992,7 @@
       <w:r>
         <w:t xml:space="preserve"> MOBILE APPLICATIONS</w:t>
       </w:r>
+      <w:bookmarkEnd w:id="5"/>
     </w:p>
     <w:tbl>
       <w:tblPr>
@@ -3839,10 +6749,12 @@
       <w:pPr>
         <w:pStyle w:val="Heading1"/>
       </w:pPr>
+      <w:bookmarkStart w:id="6" w:name="_Toc226452341"/>
       <w:r>
         <w:lastRenderedPageBreak/>
         <w:t>PART2: COMPARING MOBILE APP PROGRAMMING LANGUAGES</w:t>
       </w:r>
+      <w:bookmarkEnd w:id="6"/>
     </w:p>
     <w:p>
       <w:pPr>
@@ -3864,9 +6776,11 @@
       <w:pPr>
         <w:pStyle w:val="Heading2"/>
       </w:pPr>
+      <w:bookmarkStart w:id="7" w:name="_Toc226452342"/>
       <w:r>
         <w:t>Java (Android)</w:t>
       </w:r>
+      <w:bookmarkEnd w:id="7"/>
     </w:p>
     <w:p>
       <w:pPr>
@@ -3888,9 +6802,11 @@
       <w:pPr>
         <w:pStyle w:val="Heading2"/>
       </w:pPr>
+      <w:bookmarkStart w:id="8" w:name="_Toc226452343"/>
       <w:r>
         <w:t>Kotlin (Android)</w:t>
       </w:r>
+      <w:bookmarkEnd w:id="8"/>
     </w:p>
     <w:p>
       <w:pPr>
@@ -3928,9 +6844,11 @@
       <w:pPr>
         <w:pStyle w:val="Heading2"/>
       </w:pPr>
+      <w:bookmarkStart w:id="9" w:name="_Toc226452344"/>
       <w:r>
         <w:t>Swift (iOS)</w:t>
       </w:r>
+      <w:bookmarkEnd w:id="9"/>
     </w:p>
     <w:p>
       <w:pPr>
@@ -3968,9 +6886,11 @@
       <w:pPr>
         <w:pStyle w:val="Heading2"/>
       </w:pPr>
+      <w:bookmarkStart w:id="10" w:name="_Toc226452345"/>
       <w:r>
         <w:t>Dart (Flutter – Cross-Platform)</w:t>
       </w:r>
+      <w:bookmarkEnd w:id="10"/>
     </w:p>
     <w:p>
       <w:pPr>
@@ -3992,9 +6912,11 @@
       <w:pPr>
         <w:pStyle w:val="Heading2"/>
       </w:pPr>
+      <w:bookmarkStart w:id="11" w:name="_Toc226452346"/>
       <w:r>
         <w:t>JavaScript (React Native – Cross-platform)</w:t>
       </w:r>
+      <w:bookmarkEnd w:id="11"/>
     </w:p>
     <w:p>
       <w:pPr>
@@ -4016,9 +6938,11 @@
       <w:pPr>
         <w:pStyle w:val="Heading2"/>
       </w:pPr>
+      <w:bookmarkStart w:id="12" w:name="_Toc226452347"/>
       <w:r>
         <w:t>C# - .NET MAUI / Xamarin</w:t>
       </w:r>
+      <w:bookmarkEnd w:id="12"/>
     </w:p>
     <w:p>
       <w:pPr>
@@ -4042,10 +6966,12 @@
       <w:pPr>
         <w:pStyle w:val="Heading2"/>
       </w:pPr>
+      <w:bookmarkStart w:id="13" w:name="_Toc226452348"/>
       <w:r>
         <w:lastRenderedPageBreak/>
         <w:t>Python</w:t>
       </w:r>
+      <w:bookmarkEnd w:id="13"/>
     </w:p>
     <w:p>
       <w:pPr>
@@ -4083,9 +7009,11 @@
       <w:pPr>
         <w:pStyle w:val="Heading2"/>
       </w:pPr>
+      <w:bookmarkStart w:id="14" w:name="_Toc226452349"/>
       <w:r>
         <w:t>C++</w:t>
       </w:r>
+      <w:bookmarkEnd w:id="14"/>
     </w:p>
     <w:p>
       <w:pPr>
@@ -4107,9 +7035,11 @@
       <w:pPr>
         <w:pStyle w:val="Heading2"/>
       </w:pPr>
+      <w:bookmarkStart w:id="15" w:name="_Toc226452350"/>
       <w:r>
         <w:t>SUMMARY TABLE</w:t>
       </w:r>
+      <w:bookmarkEnd w:id="15"/>
     </w:p>
     <w:tbl>
       <w:tblPr>
@@ -5849,10 +8779,12 @@
       <w:pPr>
         <w:pStyle w:val="Heading1"/>
       </w:pPr>
+      <w:bookmarkStart w:id="16" w:name="_Toc226452351"/>
       <w:r>
         <w:lastRenderedPageBreak/>
         <w:t>PART 3: Review and Comparison of Mobile App Development Frameworks</w:t>
       </w:r>
+      <w:bookmarkEnd w:id="16"/>
     </w:p>
     <w:p>
       <w:pPr>
@@ -6698,9 +9630,11 @@
       <w:pPr>
         <w:pStyle w:val="Heading2"/>
       </w:pPr>
+      <w:bookmarkStart w:id="17" w:name="_Toc226452352"/>
       <w:r>
         <w:t>Use Case Recommendations:</w:t>
       </w:r>
+      <w:bookmarkEnd w:id="17"/>
     </w:p>
     <w:p>
       <w:pPr>
@@ -6837,10 +9771,12 @@
       <w:pPr>
         <w:pStyle w:val="Heading1"/>
       </w:pPr>
+      <w:bookmarkStart w:id="18" w:name="_Toc226452353"/>
       <w:r>
         <w:lastRenderedPageBreak/>
         <w:t>PART4: Mobile Application Architectures and Design Patterns</w:t>
       </w:r>
+      <w:bookmarkEnd w:id="18"/>
     </w:p>
     <w:p>
       <w:pPr>
@@ -6862,17 +9798,21 @@
       <w:pPr>
         <w:pStyle w:val="Heading2"/>
       </w:pPr>
+      <w:bookmarkStart w:id="19" w:name="_Toc226452354"/>
       <w:r>
         <w:t>1. Common Architectural Patterns</w:t>
       </w:r>
+      <w:bookmarkEnd w:id="19"/>
     </w:p>
     <w:p>
       <w:pPr>
         <w:pStyle w:val="Heading3"/>
       </w:pPr>
+      <w:bookmarkStart w:id="20" w:name="_Toc226452355"/>
       <w:r>
         <w:t>a) MVC (Model-View-Controller)</w:t>
       </w:r>
+      <w:bookmarkEnd w:id="20"/>
     </w:p>
     <w:p>
       <w:pPr>
@@ -6894,9 +9834,11 @@
       <w:pPr>
         <w:pStyle w:val="Heading3"/>
       </w:pPr>
+      <w:bookmarkStart w:id="21" w:name="_Toc226452356"/>
       <w:r>
         <w:t>b) MVP (Model-View-Presenter)</w:t>
       </w:r>
+      <w:bookmarkEnd w:id="21"/>
     </w:p>
     <w:p>
       <w:pPr>
@@ -6926,6 +9868,7 @@
       <w:pPr>
         <w:pStyle w:val="Heading3"/>
       </w:pPr>
+      <w:bookmarkStart w:id="22" w:name="_Toc226452357"/>
       <w:r>
         <w:t>c) MVVM (Model-View-</w:t>
       </w:r>
@@ -6937,6 +9880,7 @@
       <w:r>
         <w:t>)</w:t>
       </w:r>
+      <w:bookmarkEnd w:id="22"/>
     </w:p>
     <w:p>
       <w:pPr>
@@ -7017,12 +9961,14 @@
       <w:pPr>
         <w:pStyle w:val="Heading3"/>
       </w:pPr>
+      <w:bookmarkStart w:id="23" w:name="_Toc226452358"/>
       <w:r>
         <w:t xml:space="preserve">d) </w:t>
       </w:r>
       <w:r>
         <w:t>MVI — Model-View-Intent</w:t>
       </w:r>
+      <w:bookmarkEnd w:id="23"/>
     </w:p>
     <w:p>
       <w:pPr>
@@ -7056,10 +10002,12 @@
       <w:pPr>
         <w:pStyle w:val="Heading3"/>
       </w:pPr>
+      <w:bookmarkStart w:id="24" w:name="_Toc226452359"/>
       <w:r>
         <w:lastRenderedPageBreak/>
         <w:t>d) Clean Architecture</w:t>
       </w:r>
+      <w:bookmarkEnd w:id="24"/>
     </w:p>
     <w:p>
       <w:pPr>
@@ -7075,10 +10023,6 @@
     <w:p>
       <w:pPr>
         <w:spacing w:line="360" w:lineRule="auto"/>
-        <w:rPr>
-          <w:sz w:val="22"/>
-          <w:szCs w:val="22"/>
-        </w:rPr>
       </w:pPr>
       <w:r>
         <w:t>Implement Clean Architecture in React Native by creating domain, data, and presentation layers with clear dependency rules. This architectural approach provides clear data flow patterns and makes debugging easier by isolating different types of logic.</w:t>
@@ -7086,41 +10030,70 @@
     </w:p>
     <w:p>
       <w:pPr>
-        <w:spacing w:line="360" w:lineRule="auto"/>
-        <w:rPr>
-          <w:b/>
-          <w:bCs/>
-          <w:sz w:val="22"/>
-          <w:szCs w:val="22"/>
-        </w:rPr>
-      </w:pPr>
-      <w:r>
-        <w:rPr>
-          <w:b/>
-          <w:bCs/>
-          <w:sz w:val="22"/>
-          <w:szCs w:val="22"/>
-        </w:rPr>
+        <w:pStyle w:val="Heading3"/>
+      </w:pPr>
+      <w:bookmarkStart w:id="25" w:name="_Toc226452360"/>
+      <w:r>
+        <w:t>e)</w:t>
+      </w:r>
+      <w:r>
+        <w:t xml:space="preserve"> VIPER (iOS)</w:t>
+      </w:r>
+      <w:bookmarkEnd w:id="25"/>
+    </w:p>
+    <w:p>
+      <w:pPr>
+        <w:spacing w:line="360" w:lineRule="auto"/>
+        <w:rPr>
+          <w:sz w:val="22"/>
+          <w:szCs w:val="22"/>
+        </w:rPr>
+      </w:pPr>
+      <w:r>
+        <w:rPr>
+          <w:sz w:val="22"/>
+          <w:szCs w:val="22"/>
+        </w:rPr>
+        <w:t>VIPER (View, Interactor, Presenter, Entity, and Router Model) is a pattern used to implement long-term projects. Though it is a modular architecture, developing applications on it requires a long launch. VIPER supports clean code ideas</w:t>
+      </w:r>
+    </w:p>
+    <w:p>
+      <w:pPr>
+        <w:spacing w:line="360" w:lineRule="auto"/>
+        <w:rPr>
+          <w:sz w:val="22"/>
+          <w:szCs w:val="22"/>
+        </w:rPr>
+      </w:pPr>
+    </w:p>
+    <w:p>
+      <w:pPr>
+        <w:pStyle w:val="Heading2"/>
+      </w:pPr>
+      <w:bookmarkStart w:id="26" w:name="_Toc226452361"/>
+      <w:r>
         <w:t>2. Essential Design Patterns</w:t>
       </w:r>
-    </w:p>
-    <w:p>
-      <w:pPr>
-        <w:spacing w:line="360" w:lineRule="auto"/>
-        <w:rPr>
-          <w:sz w:val="22"/>
-          <w:szCs w:val="22"/>
-        </w:rPr>
-      </w:pPr>
-      <w:r>
-        <w:rPr>
-          <w:b/>
-          <w:bCs/>
-          <w:sz w:val="22"/>
-          <w:szCs w:val="22"/>
-        </w:rPr>
-        <w:t xml:space="preserve">a) Singleton: </w:t>
-      </w:r>
+      <w:bookmarkEnd w:id="26"/>
+    </w:p>
+    <w:p>
+      <w:pPr>
+        <w:pStyle w:val="Heading3"/>
+      </w:pPr>
+      <w:bookmarkStart w:id="27" w:name="_Toc226452362"/>
+      <w:r>
+        <w:t>a) Singleton</w:t>
+      </w:r>
+      <w:bookmarkEnd w:id="27"/>
+    </w:p>
+    <w:p>
+      <w:pPr>
+        <w:spacing w:line="360" w:lineRule="auto"/>
+        <w:rPr>
+          <w:sz w:val="22"/>
+          <w:szCs w:val="22"/>
+        </w:rPr>
+      </w:pPr>
       <w:r>
         <w:rPr>
           <w:sz w:val="22"/>
@@ -7131,23 +10104,24 @@
     </w:p>
     <w:p>
       <w:pPr>
-        <w:spacing w:line="360" w:lineRule="auto"/>
-        <w:rPr>
-          <w:b/>
-          <w:bCs/>
-          <w:sz w:val="22"/>
-          <w:szCs w:val="22"/>
-        </w:rPr>
-      </w:pPr>
-      <w:r>
-        <w:rPr>
-          <w:b/>
-          <w:bCs/>
-          <w:sz w:val="22"/>
-          <w:szCs w:val="22"/>
-        </w:rPr>
-        <w:t xml:space="preserve">b) Observer: </w:t>
-      </w:r>
+        <w:pStyle w:val="Heading3"/>
+      </w:pPr>
+      <w:bookmarkStart w:id="28" w:name="_Toc226452363"/>
+      <w:r>
+        <w:t>b) Observer</w:t>
+      </w:r>
+      <w:bookmarkEnd w:id="28"/>
+    </w:p>
+    <w:p>
+      <w:pPr>
+        <w:spacing w:line="360" w:lineRule="auto"/>
+        <w:rPr>
+          <w:b/>
+          <w:bCs/>
+          <w:sz w:val="22"/>
+          <w:szCs w:val="22"/>
+        </w:rPr>
+      </w:pPr>
       <w:r>
         <w:rPr>
           <w:sz w:val="22"/>
@@ -7158,22 +10132,32 @@
     </w:p>
     <w:p>
       <w:pPr>
-        <w:spacing w:line="360" w:lineRule="auto"/>
-        <w:rPr>
-          <w:b/>
-          <w:bCs/>
-          <w:sz w:val="22"/>
-          <w:szCs w:val="22"/>
-        </w:rPr>
-      </w:pPr>
-      <w:r>
-        <w:rPr>
-          <w:b/>
-          <w:bCs/>
-          <w:sz w:val="22"/>
-          <w:szCs w:val="22"/>
-        </w:rPr>
-        <w:t xml:space="preserve">c) Repository: </w:t>
+        <w:pStyle w:val="Heading3"/>
+      </w:pPr>
+      <w:bookmarkStart w:id="29" w:name="_Toc226452364"/>
+      <w:r>
+        <w:t>c) Repository</w:t>
+      </w:r>
+      <w:bookmarkEnd w:id="29"/>
+    </w:p>
+    <w:p>
+      <w:pPr>
+        <w:spacing w:line="360" w:lineRule="auto"/>
+        <w:rPr>
+          <w:b/>
+          <w:bCs/>
+          <w:sz w:val="22"/>
+          <w:szCs w:val="22"/>
+        </w:rPr>
+      </w:pPr>
+      <w:r>
+        <w:rPr>
+          <w:b/>
+          <w:bCs/>
+          <w:sz w:val="22"/>
+          <w:szCs w:val="22"/>
+        </w:rPr>
+        <w:t xml:space="preserve"> </w:t>
       </w:r>
       <w:r>
         <w:rPr>
@@ -7185,20 +10169,30 @@
     </w:p>
     <w:p>
       <w:pPr>
-        <w:spacing w:line="360" w:lineRule="auto"/>
-        <w:rPr>
-          <w:sz w:val="22"/>
-          <w:szCs w:val="22"/>
-        </w:rPr>
-      </w:pPr>
-      <w:r>
-        <w:rPr>
-          <w:b/>
-          <w:bCs/>
-          <w:sz w:val="22"/>
-          <w:szCs w:val="22"/>
-        </w:rPr>
-        <w:t xml:space="preserve">d) Dependency Injection (DI): </w:t>
+        <w:pStyle w:val="Heading3"/>
+      </w:pPr>
+      <w:bookmarkStart w:id="30" w:name="_Toc226452365"/>
+      <w:r>
+        <w:t>d) Dependency Injection (DI)</w:t>
+      </w:r>
+      <w:bookmarkEnd w:id="30"/>
+    </w:p>
+    <w:p>
+      <w:pPr>
+        <w:spacing w:line="360" w:lineRule="auto"/>
+        <w:rPr>
+          <w:sz w:val="22"/>
+          <w:szCs w:val="22"/>
+        </w:rPr>
+      </w:pPr>
+      <w:r>
+        <w:rPr>
+          <w:b/>
+          <w:bCs/>
+          <w:sz w:val="22"/>
+          <w:szCs w:val="22"/>
+        </w:rPr>
+        <w:t xml:space="preserve"> </w:t>
       </w:r>
       <w:r>
         <w:rPr>
@@ -7221,41 +10215,137 @@
       <w:pPr>
         <w:spacing w:line="360" w:lineRule="auto"/>
         <w:rPr>
-          <w:b/>
-          <w:bCs/>
-          <w:sz w:val="22"/>
-          <w:szCs w:val="22"/>
-        </w:rPr>
-      </w:pPr>
-      <w:r>
-        <w:rPr>
-          <w:b/>
-          <w:bCs/>
-          <w:sz w:val="22"/>
-          <w:szCs w:val="22"/>
-        </w:rPr>
+          <w:sz w:val="22"/>
+          <w:szCs w:val="22"/>
+        </w:rPr>
+      </w:pPr>
+    </w:p>
+    <w:p>
+      <w:pPr>
+        <w:spacing w:line="360" w:lineRule="auto"/>
+        <w:rPr>
+          <w:sz w:val="22"/>
+          <w:szCs w:val="22"/>
+        </w:rPr>
+      </w:pPr>
+    </w:p>
+    <w:p>
+      <w:pPr>
+        <w:spacing w:line="360" w:lineRule="auto"/>
+        <w:rPr>
+          <w:sz w:val="22"/>
+          <w:szCs w:val="22"/>
+        </w:rPr>
+      </w:pPr>
+    </w:p>
+    <w:p>
+      <w:pPr>
+        <w:spacing w:line="360" w:lineRule="auto"/>
+        <w:rPr>
+          <w:sz w:val="22"/>
+          <w:szCs w:val="22"/>
+        </w:rPr>
+      </w:pPr>
+    </w:p>
+    <w:p>
+      <w:pPr>
+        <w:spacing w:line="360" w:lineRule="auto"/>
+        <w:rPr>
+          <w:sz w:val="22"/>
+          <w:szCs w:val="22"/>
+        </w:rPr>
+      </w:pPr>
+    </w:p>
+    <w:p>
+      <w:pPr>
+        <w:spacing w:line="360" w:lineRule="auto"/>
+        <w:rPr>
+          <w:sz w:val="22"/>
+          <w:szCs w:val="22"/>
+        </w:rPr>
+      </w:pPr>
+    </w:p>
+    <w:p>
+      <w:pPr>
+        <w:spacing w:line="360" w:lineRule="auto"/>
+        <w:rPr>
+          <w:sz w:val="22"/>
+          <w:szCs w:val="22"/>
+        </w:rPr>
+      </w:pPr>
+    </w:p>
+    <w:p>
+      <w:pPr>
+        <w:spacing w:line="360" w:lineRule="auto"/>
+        <w:rPr>
+          <w:sz w:val="22"/>
+          <w:szCs w:val="22"/>
+        </w:rPr>
+      </w:pPr>
+    </w:p>
+    <w:p>
+      <w:pPr>
+        <w:spacing w:line="360" w:lineRule="auto"/>
+        <w:rPr>
+          <w:sz w:val="22"/>
+          <w:szCs w:val="22"/>
+        </w:rPr>
+      </w:pPr>
+    </w:p>
+    <w:p>
+      <w:pPr>
+        <w:spacing w:line="360" w:lineRule="auto"/>
+        <w:rPr>
+          <w:sz w:val="22"/>
+          <w:szCs w:val="22"/>
+        </w:rPr>
+      </w:pPr>
+    </w:p>
+    <w:p>
+      <w:pPr>
+        <w:spacing w:line="360" w:lineRule="auto"/>
+        <w:rPr>
+          <w:sz w:val="22"/>
+          <w:szCs w:val="22"/>
+        </w:rPr>
+      </w:pPr>
+    </w:p>
+    <w:p>
+      <w:pPr>
+        <w:spacing w:line="360" w:lineRule="auto"/>
+        <w:rPr>
+          <w:sz w:val="22"/>
+          <w:szCs w:val="22"/>
+        </w:rPr>
+      </w:pPr>
+    </w:p>
+    <w:p>
+      <w:pPr>
+        <w:spacing w:line="360" w:lineRule="auto"/>
+        <w:rPr>
+          <w:sz w:val="22"/>
+          <w:szCs w:val="22"/>
+        </w:rPr>
+      </w:pPr>
+    </w:p>
+    <w:p>
+      <w:pPr>
+        <w:pStyle w:val="Heading1"/>
+      </w:pPr>
+      <w:bookmarkStart w:id="31" w:name="_Toc226452366"/>
+      <w:r>
+        <w:lastRenderedPageBreak/>
         <w:t>Part 5</w:t>
       </w:r>
       <w:proofErr w:type="gramStart"/>
       <w:r>
-        <w:rPr>
-          <w:b/>
-          <w:bCs/>
-          <w:sz w:val="22"/>
-          <w:szCs w:val="22"/>
-        </w:rPr>
         <w:t>: Requirement</w:t>
       </w:r>
       <w:proofErr w:type="gramEnd"/>
       <w:r>
-        <w:rPr>
-          <w:b/>
-          <w:bCs/>
-          <w:sz w:val="22"/>
-          <w:szCs w:val="22"/>
-        </w:rPr>
         <w:t xml:space="preserve"> Engineering for Mobile Applications</w:t>
       </w:r>
+      <w:bookmarkEnd w:id="31"/>
     </w:p>
     <w:p>
       <w:pPr>
@@ -7316,36 +10406,13 @@
     </w:p>
     <w:p>
       <w:pPr>
-        <w:spacing w:line="360" w:lineRule="auto"/>
-        <w:rPr>
-          <w:sz w:val="22"/>
-          <w:szCs w:val="22"/>
-        </w:rPr>
-      </w:pPr>
-    </w:p>
-    <w:p>
-      <w:pPr>
-        <w:numPr>
-          <w:ilvl w:val="0"/>
-          <w:numId w:val="9"/>
-        </w:numPr>
-        <w:spacing w:line="360" w:lineRule="auto"/>
-        <w:rPr>
-          <w:b/>
-          <w:bCs/>
-          <w:sz w:val="22"/>
-          <w:szCs w:val="22"/>
-        </w:rPr>
-      </w:pPr>
-      <w:r>
-        <w:rPr>
-          <w:b/>
-          <w:bCs/>
-          <w:sz w:val="22"/>
-          <w:szCs w:val="22"/>
-        </w:rPr>
+        <w:pStyle w:val="Heading2"/>
+      </w:pPr>
+      <w:bookmarkStart w:id="32" w:name="_Toc226452367"/>
+      <w:r>
         <w:t>Requirements Collection (Elicitation)</w:t>
       </w:r>
+      <w:bookmarkEnd w:id="32"/>
     </w:p>
     <w:p>
       <w:pPr>
@@ -7478,7 +10545,6 @@
           <w:sz w:val="22"/>
           <w:szCs w:val="22"/>
         </w:rPr>
-        <w:lastRenderedPageBreak/>
         <w:t>Focus Groups:</w:t>
       </w:r>
       <w:r>
@@ -7491,27 +10557,13 @@
     </w:p>
     <w:p>
       <w:pPr>
-        <w:numPr>
-          <w:ilvl w:val="0"/>
-          <w:numId w:val="9"/>
-        </w:numPr>
-        <w:spacing w:line="360" w:lineRule="auto"/>
-        <w:rPr>
-          <w:b/>
-          <w:bCs/>
-          <w:sz w:val="22"/>
-          <w:szCs w:val="22"/>
-        </w:rPr>
-      </w:pPr>
-      <w:r>
-        <w:rPr>
-          <w:b/>
-          <w:bCs/>
-          <w:sz w:val="22"/>
-          <w:szCs w:val="22"/>
-        </w:rPr>
+        <w:pStyle w:val="Heading2"/>
+      </w:pPr>
+      <w:bookmarkStart w:id="33" w:name="_Toc226452368"/>
+      <w:r>
         <w:t>Requirements Analysis and Classification</w:t>
       </w:r>
+      <w:bookmarkEnd w:id="33"/>
     </w:p>
     <w:p>
       <w:pPr>
@@ -7743,27 +10795,23 @@
     </w:p>
     <w:p>
       <w:pPr>
-        <w:numPr>
-          <w:ilvl w:val="0"/>
-          <w:numId w:val="9"/>
-        </w:numPr>
-        <w:spacing w:line="360" w:lineRule="auto"/>
-        <w:rPr>
-          <w:b/>
-          <w:bCs/>
-          <w:sz w:val="22"/>
-          <w:szCs w:val="22"/>
-        </w:rPr>
-      </w:pPr>
-      <w:r>
-        <w:rPr>
-          <w:b/>
-          <w:bCs/>
-          <w:sz w:val="22"/>
-          <w:szCs w:val="22"/>
-        </w:rPr>
+        <w:spacing w:line="360" w:lineRule="auto"/>
+        <w:rPr>
+          <w:sz w:val="22"/>
+          <w:szCs w:val="22"/>
+        </w:rPr>
+      </w:pPr>
+    </w:p>
+    <w:p>
+      <w:pPr>
+        <w:pStyle w:val="Heading2"/>
+      </w:pPr>
+      <w:bookmarkStart w:id="34" w:name="_Toc226452369"/>
+      <w:r>
+        <w:lastRenderedPageBreak/>
         <w:t>Documentation and Specification</w:t>
       </w:r>
+      <w:bookmarkEnd w:id="34"/>
     </w:p>
     <w:p>
       <w:pPr>
@@ -7858,23 +10906,13 @@
     </w:p>
     <w:p>
       <w:pPr>
-        <w:spacing w:line="360" w:lineRule="auto"/>
-        <w:rPr>
-          <w:b/>
-          <w:bCs/>
-          <w:sz w:val="22"/>
-          <w:szCs w:val="22"/>
-        </w:rPr>
-      </w:pPr>
-      <w:r>
-        <w:rPr>
-          <w:b/>
-          <w:bCs/>
-          <w:sz w:val="22"/>
-          <w:szCs w:val="22"/>
-        </w:rPr>
+        <w:pStyle w:val="Heading2"/>
+      </w:pPr>
+      <w:bookmarkStart w:id="35" w:name="_Toc226452370"/>
+      <w:r>
         <w:t>4. Requirements Validation</w:t>
       </w:r>
+      <w:bookmarkEnd w:id="35"/>
     </w:p>
     <w:p>
       <w:pPr>
@@ -7971,21 +11009,20 @@
       <w:pPr>
         <w:spacing w:line="360" w:lineRule="auto"/>
         <w:rPr>
-          <w:b/>
-          <w:bCs/>
-          <w:sz w:val="22"/>
-          <w:szCs w:val="22"/>
-        </w:rPr>
-      </w:pPr>
-      <w:r>
-        <w:rPr>
-          <w:b/>
-          <w:bCs/>
-          <w:sz w:val="22"/>
-          <w:szCs w:val="22"/>
-        </w:rPr>
+          <w:sz w:val="22"/>
+          <w:szCs w:val="22"/>
+        </w:rPr>
+      </w:pPr>
+    </w:p>
+    <w:p>
+      <w:pPr>
+        <w:pStyle w:val="Heading2"/>
+      </w:pPr>
+      <w:bookmarkStart w:id="36" w:name="_Toc226452371"/>
+      <w:r>
         <w:t>5 Challenges Unique to Mobile RE</w:t>
       </w:r>
+      <w:bookmarkEnd w:id="36"/>
     </w:p>
     <w:p>
       <w:pPr>
@@ -8027,72 +11064,183 @@
           <w:sz w:val="22"/>
           <w:szCs w:val="22"/>
         </w:rPr>
+        <w:t xml:space="preserve">Context Awareness: </w:t>
+      </w:r>
+      <w:r>
+        <w:rPr>
+          <w:sz w:val="22"/>
+          <w:szCs w:val="22"/>
+        </w:rPr>
+        <w:t>Mobile apps often need to respond to location (GPS), orientation (Gyroscope), or light levels.</w:t>
+      </w:r>
+    </w:p>
+    <w:p>
+      <w:pPr>
+        <w:spacing w:line="360" w:lineRule="auto"/>
+        <w:rPr>
+          <w:sz w:val="22"/>
+          <w:szCs w:val="22"/>
+        </w:rPr>
+      </w:pPr>
+      <w:r>
+        <w:rPr>
+          <w:b/>
+          <w:bCs/>
+          <w:sz w:val="22"/>
+          <w:szCs w:val="22"/>
+        </w:rPr>
+        <w:t>Limited Resources:</w:t>
+      </w:r>
+      <w:r>
+        <w:rPr>
+          <w:sz w:val="22"/>
+          <w:szCs w:val="22"/>
+        </w:rPr>
+        <w:t xml:space="preserve"> Requirements must strictly manage memory and power consumption to avoid "app-killing" by the OS.</w:t>
+      </w:r>
+    </w:p>
+    <w:p>
+      <w:pPr>
+        <w:spacing w:line="360" w:lineRule="auto"/>
+        <w:rPr>
+          <w:b/>
+          <w:bCs/>
+          <w:sz w:val="22"/>
+          <w:szCs w:val="22"/>
+        </w:rPr>
+      </w:pPr>
+    </w:p>
+    <w:p>
+      <w:pPr>
+        <w:spacing w:line="360" w:lineRule="auto"/>
+        <w:rPr>
+          <w:b/>
+          <w:bCs/>
+          <w:sz w:val="22"/>
+          <w:szCs w:val="22"/>
+        </w:rPr>
+      </w:pPr>
+    </w:p>
+    <w:p>
+      <w:pPr>
+        <w:spacing w:line="360" w:lineRule="auto"/>
+        <w:rPr>
+          <w:b/>
+          <w:bCs/>
+          <w:sz w:val="22"/>
+          <w:szCs w:val="22"/>
+        </w:rPr>
+      </w:pPr>
+    </w:p>
+    <w:p>
+      <w:pPr>
+        <w:spacing w:line="360" w:lineRule="auto"/>
+        <w:rPr>
+          <w:b/>
+          <w:bCs/>
+          <w:sz w:val="22"/>
+          <w:szCs w:val="22"/>
+        </w:rPr>
+      </w:pPr>
+    </w:p>
+    <w:p>
+      <w:pPr>
+        <w:spacing w:line="360" w:lineRule="auto"/>
+        <w:rPr>
+          <w:b/>
+          <w:bCs/>
+          <w:sz w:val="22"/>
+          <w:szCs w:val="22"/>
+        </w:rPr>
+      </w:pPr>
+    </w:p>
+    <w:p>
+      <w:pPr>
+        <w:spacing w:line="360" w:lineRule="auto"/>
+        <w:rPr>
+          <w:b/>
+          <w:bCs/>
+          <w:sz w:val="22"/>
+          <w:szCs w:val="22"/>
+        </w:rPr>
+      </w:pPr>
+    </w:p>
+    <w:p>
+      <w:pPr>
+        <w:spacing w:line="360" w:lineRule="auto"/>
+        <w:rPr>
+          <w:b/>
+          <w:bCs/>
+          <w:sz w:val="22"/>
+          <w:szCs w:val="22"/>
+        </w:rPr>
+      </w:pPr>
+    </w:p>
+    <w:p>
+      <w:pPr>
+        <w:spacing w:line="360" w:lineRule="auto"/>
+        <w:rPr>
+          <w:b/>
+          <w:bCs/>
+          <w:sz w:val="22"/>
+          <w:szCs w:val="22"/>
+        </w:rPr>
+      </w:pPr>
+    </w:p>
+    <w:p>
+      <w:pPr>
+        <w:spacing w:line="360" w:lineRule="auto"/>
+        <w:rPr>
+          <w:b/>
+          <w:bCs/>
+          <w:sz w:val="22"/>
+          <w:szCs w:val="22"/>
+        </w:rPr>
+      </w:pPr>
+    </w:p>
+    <w:p>
+      <w:pPr>
+        <w:spacing w:line="360" w:lineRule="auto"/>
+        <w:rPr>
+          <w:b/>
+          <w:bCs/>
+          <w:sz w:val="22"/>
+          <w:szCs w:val="22"/>
+        </w:rPr>
+      </w:pPr>
+    </w:p>
+    <w:p>
+      <w:pPr>
+        <w:spacing w:line="360" w:lineRule="auto"/>
+        <w:rPr>
+          <w:b/>
+          <w:bCs/>
+          <w:sz w:val="22"/>
+          <w:szCs w:val="22"/>
+        </w:rPr>
+      </w:pPr>
+    </w:p>
+    <w:p>
+      <w:pPr>
+        <w:spacing w:line="360" w:lineRule="auto"/>
+        <w:rPr>
+          <w:b/>
+          <w:bCs/>
+          <w:sz w:val="22"/>
+          <w:szCs w:val="22"/>
+        </w:rPr>
+      </w:pPr>
+    </w:p>
+    <w:p>
+      <w:pPr>
+        <w:pStyle w:val="Heading1"/>
+      </w:pPr>
+      <w:bookmarkStart w:id="37" w:name="_Toc226452372"/>
+      <w:r>
         <w:lastRenderedPageBreak/>
-        <w:t xml:space="preserve">Context Awareness: </w:t>
-      </w:r>
-      <w:r>
-        <w:rPr>
-          <w:sz w:val="22"/>
-          <w:szCs w:val="22"/>
-        </w:rPr>
-        <w:t>Mobile apps often need to respond to location (GPS), orientation (Gyroscope), or light levels.</w:t>
-      </w:r>
-    </w:p>
-    <w:p>
-      <w:pPr>
-        <w:spacing w:line="360" w:lineRule="auto"/>
-        <w:rPr>
-          <w:sz w:val="22"/>
-          <w:szCs w:val="22"/>
-        </w:rPr>
-      </w:pPr>
-      <w:r>
-        <w:rPr>
-          <w:b/>
-          <w:bCs/>
-          <w:sz w:val="22"/>
-          <w:szCs w:val="22"/>
-        </w:rPr>
-        <w:t>Limited Resources:</w:t>
-      </w:r>
-      <w:r>
-        <w:rPr>
-          <w:sz w:val="22"/>
-          <w:szCs w:val="22"/>
-        </w:rPr>
-        <w:t xml:space="preserve"> Requirements must strictly manage memory and power consumption to avoid "app-killing" by the OS.</w:t>
-      </w:r>
-    </w:p>
-    <w:p>
-      <w:pPr>
-        <w:spacing w:line="360" w:lineRule="auto"/>
-        <w:rPr>
-          <w:b/>
-          <w:bCs/>
-          <w:sz w:val="22"/>
-          <w:szCs w:val="22"/>
-        </w:rPr>
-      </w:pPr>
-    </w:p>
-    <w:p>
-      <w:pPr>
-        <w:spacing w:line="360" w:lineRule="auto"/>
-        <w:rPr>
-          <w:b/>
-          <w:bCs/>
-          <w:sz w:val="22"/>
-          <w:szCs w:val="22"/>
-        </w:rPr>
-      </w:pPr>
-      <w:r>
-        <w:rPr>
-          <w:b/>
-          <w:bCs/>
-          <w:sz w:val="22"/>
-          <w:szCs w:val="22"/>
-        </w:rPr>
         <w:t>Part 6: Estimating Mobile App Development Cost</w:t>
       </w:r>
+      <w:bookmarkEnd w:id="37"/>
     </w:p>
     <w:p>
       <w:pPr>
@@ -8112,32 +11260,32 @@
     </w:p>
     <w:p>
       <w:pPr>
-        <w:spacing w:line="360" w:lineRule="auto"/>
-        <w:rPr>
-          <w:sz w:val="22"/>
-          <w:szCs w:val="22"/>
-        </w:rPr>
-      </w:pPr>
-    </w:p>
-    <w:p>
-      <w:pPr>
-        <w:spacing w:line="360" w:lineRule="auto"/>
-        <w:rPr>
-          <w:b/>
-          <w:bCs/>
-          <w:sz w:val="22"/>
-          <w:szCs w:val="22"/>
-        </w:rPr>
-      </w:pPr>
-      <w:r>
-        <w:rPr>
-          <w:b/>
-          <w:bCs/>
-          <w:sz w:val="22"/>
-          <w:szCs w:val="22"/>
-        </w:rPr>
-        <w:t>1. Primary Cost Drivers</w:t>
-      </w:r>
+        <w:pStyle w:val="Heading2"/>
+        <w:rPr>
+          <w:b/>
+          <w:bCs/>
+          <w:sz w:val="22"/>
+          <w:szCs w:val="22"/>
+        </w:rPr>
+      </w:pPr>
+      <w:bookmarkStart w:id="38" w:name="_Toc226452373"/>
+      <w:r>
+        <w:rPr>
+          <w:rFonts w:asciiTheme="minorHAnsi" w:hAnsiTheme="minorHAnsi"/>
+          <w:b/>
+          <w:bCs/>
+          <w:sz w:val="22"/>
+          <w:szCs w:val="22"/>
+        </w:rPr>
+        <w:t>1</w:t>
+      </w:r>
+      <w:r>
+        <w:rPr>
+          <w:rStyle w:val="Heading2Char"/>
+        </w:rPr>
+        <w:t>. Primary Cost Drivers</w:t>
+      </w:r>
+      <w:bookmarkEnd w:id="38"/>
     </w:p>
     <w:p>
       <w:pPr>
@@ -8250,23 +11398,13 @@
     </w:p>
     <w:p>
       <w:pPr>
-        <w:spacing w:line="360" w:lineRule="auto"/>
-        <w:rPr>
-          <w:b/>
-          <w:bCs/>
-          <w:sz w:val="22"/>
-          <w:szCs w:val="22"/>
-        </w:rPr>
-      </w:pPr>
-      <w:r>
-        <w:rPr>
-          <w:b/>
-          <w:bCs/>
-          <w:sz w:val="22"/>
-          <w:szCs w:val="22"/>
-        </w:rPr>
+        <w:pStyle w:val="Heading2"/>
+      </w:pPr>
+      <w:bookmarkStart w:id="39" w:name="_Toc226452374"/>
+      <w:r>
         <w:t>2. Estimation Techniques</w:t>
       </w:r>
+      <w:bookmarkEnd w:id="39"/>
     </w:p>
     <w:p>
       <w:pPr>
@@ -8360,21 +11498,20 @@
       <w:pPr>
         <w:spacing w:line="360" w:lineRule="auto"/>
         <w:rPr>
-          <w:b/>
-          <w:bCs/>
-          <w:sz w:val="22"/>
-          <w:szCs w:val="22"/>
-        </w:rPr>
-      </w:pPr>
-      <w:r>
-        <w:rPr>
-          <w:b/>
-          <w:bCs/>
-          <w:sz w:val="22"/>
-          <w:szCs w:val="22"/>
-        </w:rPr>
+          <w:sz w:val="22"/>
+          <w:szCs w:val="22"/>
+        </w:rPr>
+      </w:pPr>
+    </w:p>
+    <w:p>
+      <w:pPr>
+        <w:pStyle w:val="Heading2"/>
+      </w:pPr>
+      <w:bookmarkStart w:id="40" w:name="_Toc226452375"/>
+      <w:r>
         <w:t>3. The Formula</w:t>
       </w:r>
+      <w:bookmarkEnd w:id="40"/>
     </w:p>
     <w:p>
       <w:pPr>
@@ -8700,7 +11837,7 @@
       </w:pPr>
     </w:p>
     <w:sectPr>
-      <w:footerReference w:type="default" r:id="rId9"/>
+      <w:footerReference w:type="default" r:id="rId10"/>
       <w:pgSz w:w="11906" w:h="16838"/>
       <w:pgMar w:top="1440" w:right="1800" w:bottom="1440" w:left="1800" w:header="720" w:footer="720" w:gutter="0"/>
       <w:cols w:space="720"/>
@@ -9948,10 +13085,14 @@
     <w:lsdException w:name="heading 7" w:semiHidden="1" w:unhideWhenUsed="1" w:qFormat="1"/>
     <w:lsdException w:name="heading 8" w:semiHidden="1" w:unhideWhenUsed="1" w:qFormat="1"/>
     <w:lsdException w:name="heading 9" w:semiHidden="1" w:unhideWhenUsed="1" w:qFormat="1"/>
+    <w:lsdException w:name="toc 1" w:uiPriority="39"/>
+    <w:lsdException w:name="toc 2" w:uiPriority="39"/>
+    <w:lsdException w:name="toc 3" w:uiPriority="39"/>
     <w:lsdException w:name="caption" w:semiHidden="1" w:unhideWhenUsed="1" w:qFormat="1"/>
     <w:lsdException w:name="Title" w:qFormat="1"/>
     <w:lsdException w:name="Default Paragraph Font" w:semiHidden="1" w:qFormat="1"/>
     <w:lsdException w:name="Subtitle" w:qFormat="1"/>
+    <w:lsdException w:name="Hyperlink" w:uiPriority="99"/>
     <w:lsdException w:name="Strong" w:qFormat="1"/>
     <w:lsdException w:name="Emphasis" w:qFormat="1"/>
     <w:lsdException w:name="HTML Top of Form" w:semiHidden="1" w:uiPriority="99" w:unhideWhenUsed="1"/>
@@ -10417,6 +13558,68 @@
       <w:lang w:val="en-US" w:eastAsia="zh-CN"/>
     </w:rPr>
   </w:style>
+  <w:style w:type="paragraph" w:styleId="TOCHeading">
+    <w:name w:val="TOC Heading"/>
+    <w:basedOn w:val="Heading1"/>
+    <w:next w:val="Normal"/>
+    <w:uiPriority w:val="39"/>
+    <w:unhideWhenUsed/>
+    <w:qFormat/>
+    <w:rsid w:val="0055754C"/>
+    <w:pPr>
+      <w:spacing w:line="259" w:lineRule="auto"/>
+      <w:outlineLvl w:val="9"/>
+    </w:pPr>
+    <w:rPr>
+      <w:lang w:eastAsia="en-US"/>
+    </w:rPr>
+  </w:style>
+  <w:style w:type="paragraph" w:styleId="TOC1">
+    <w:name w:val="toc 1"/>
+    <w:basedOn w:val="Normal"/>
+    <w:next w:val="Normal"/>
+    <w:autoRedefine/>
+    <w:uiPriority w:val="39"/>
+    <w:rsid w:val="0055754C"/>
+    <w:pPr>
+      <w:spacing w:after="100"/>
+    </w:pPr>
+  </w:style>
+  <w:style w:type="paragraph" w:styleId="TOC2">
+    <w:name w:val="toc 2"/>
+    <w:basedOn w:val="Normal"/>
+    <w:next w:val="Normal"/>
+    <w:autoRedefine/>
+    <w:uiPriority w:val="39"/>
+    <w:rsid w:val="0055754C"/>
+    <w:pPr>
+      <w:spacing w:after="100"/>
+      <w:ind w:left="200"/>
+    </w:pPr>
+  </w:style>
+  <w:style w:type="paragraph" w:styleId="TOC3">
+    <w:name w:val="toc 3"/>
+    <w:basedOn w:val="Normal"/>
+    <w:next w:val="Normal"/>
+    <w:autoRedefine/>
+    <w:uiPriority w:val="39"/>
+    <w:rsid w:val="0055754C"/>
+    <w:pPr>
+      <w:spacing w:after="100"/>
+      <w:ind w:left="400"/>
+    </w:pPr>
+  </w:style>
+  <w:style w:type="character" w:styleId="Hyperlink">
+    <w:name w:val="Hyperlink"/>
+    <w:basedOn w:val="DefaultParagraphFont"/>
+    <w:uiPriority w:val="99"/>
+    <w:unhideWhenUsed/>
+    <w:rsid w:val="0055754C"/>
+    <w:rPr>
+      <w:color w:val="0563C1" w:themeColor="hyperlink"/>
+      <w:u w:val="single"/>
+    </w:rPr>
+  </w:style>
 </w:styles>
 </file>
 
@@ -10687,10 +13890,22 @@
 </s:customData>
 </file>
 
+<file path=customXml/item2.xml><?xml version="1.0" encoding="utf-8"?>
+<b:Sources xmlns:b="http://schemas.openxmlformats.org/officeDocument/2006/bibliography" xmlns="http://schemas.openxmlformats.org/officeDocument/2006/bibliography" SelectedStyle="\APASixthEditionOfficeOnline.xsl" StyleName="APA" Version="6"/>
+</file>
+
 <file path=customXml/itemProps1.xml><?xml version="1.0" encoding="utf-8"?>
 <ds:datastoreItem xmlns:ds="http://schemas.openxmlformats.org/officeDocument/2006/customXml" ds:itemID="{B1977F7D-205B-4081-913C-38D41E755F92}">
   <ds:schemaRefs>
     <ds:schemaRef ds:uri="http://www.wps.cn/officeDocument/2013/wpsCustomData"/>
   </ds:schemaRefs>
 </ds:datastoreItem>
+</file>
+
+<file path=customXml/itemProps2.xml><?xml version="1.0" encoding="utf-8"?>
+<ds:datastoreItem xmlns:ds="http://schemas.openxmlformats.org/officeDocument/2006/customXml" ds:itemID="{44C09630-0089-4EE5-9C06-75CB24D013D3}">
+  <ds:schemaRefs>
+    <ds:schemaRef ds:uri="http://schemas.openxmlformats.org/officeDocument/2006/bibliography"/>
+  </ds:schemaRefs>
+</ds:datastoreItem>
 </file>